--- a/storage/templates/records/1-系统基本情况调查表（三级）.docx
+++ b/storage/templates/records/1-系统基本情况调查表（三级）.docx
@@ -11,7 +11,6 @@
           <w:rFonts w:ascii="Times New Roman" w:hAnsi="Times New Roman"/>
         </w:rPr>
       </w:pPr>
-      <w:bookmarkStart w:id="249" w:name="_GoBack"/>
     </w:p>
     <w:p>
       <w:pPr>
@@ -182,6 +181,12 @@
             <w:insideH w:val="none" w:color="auto" w:sz="0" w:space="0"/>
             <w:insideV w:val="none" w:color="auto" w:sz="0" w:space="0"/>
           </w:tblBorders>
+          <w:tblCellMar>
+            <w:top w:w="0" w:type="dxa"/>
+            <w:left w:w="108" w:type="dxa"/>
+            <w:bottom w:w="0" w:type="dxa"/>
+            <w:right w:w="108" w:type="dxa"/>
+          </w:tblCellMar>
         </w:tblPrEx>
         <w:trPr>
           <w:jc w:val="center"/>
@@ -3624,11 +3629,11 @@
         </w:rPr>
       </w:pPr>
       <w:bookmarkStart w:id="6" w:name="_Toc28882"/>
-      <w:bookmarkStart w:id="7" w:name="_Toc25282"/>
-      <w:bookmarkStart w:id="8" w:name="_Toc28377"/>
-      <w:bookmarkStart w:id="9" w:name="_Toc178428853"/>
+      <w:bookmarkStart w:id="7" w:name="_Toc28377"/>
+      <w:bookmarkStart w:id="8" w:name="_Toc19023"/>
+      <w:bookmarkStart w:id="9" w:name="_Toc25282"/>
       <w:bookmarkStart w:id="10" w:name="_Toc1553"/>
-      <w:bookmarkStart w:id="11" w:name="_Toc19023"/>
+      <w:bookmarkStart w:id="11" w:name="_Toc178428853"/>
       <w:r>
         <w:rPr>
           <w:rFonts w:hint="eastAsia" w:ascii="Times New Roman" w:hAnsi="Times New Roman"/>
@@ -3669,7 +3674,15 @@
         <w:rPr>
           <w:rFonts w:hint="eastAsia" w:ascii="Times New Roman" w:hAnsi="Times New Roman"/>
         </w:rPr>
-        <w:t>本项目根据GB/T 39786-2021《信息安全技术 信息系统密码应用基本要求》，针对被测评系统-{{c_name}}的{{project_name}}，从技术要求、密钥管理、安全管理三个角度出发，围绕信息系统的物理和环境安全、网络和通信安全、设备和计算安全、应用和数据安全以及密钥管理、安全管理开展密码测评工作，保障信息系统密码合规、正确、有效地应用。</w:t>
+        <w:t>本项目根据GB/T 39786-2021《信息安全技术 信息系统密码应用基本要求》，针对</w:t>
+      </w:r>
+      <w:bookmarkStart w:id="249" w:name="_GoBack"/>
+      <w:bookmarkEnd w:id="249"/>
+      <w:r>
+        <w:rPr>
+          <w:rFonts w:hint="eastAsia" w:ascii="Times New Roman" w:hAnsi="Times New Roman"/>
+        </w:rPr>
+        <w:t>{{c_name}}的{{project_name}}，从技术要求、密钥管理、安全管理三个角度出发，围绕信息系统的物理和环境安全、网络和通信安全、设备和计算安全、应用和数据安全以及密钥管理、安全管理开展密码测评工作，保障信息系统密码合规、正确、有效地应用。</w:t>
       </w:r>
     </w:p>
     <w:p>
@@ -3695,12 +3708,12 @@
         </w:rPr>
       </w:pPr>
       <w:bookmarkStart w:id="12" w:name="_Toc501534397"/>
-      <w:bookmarkStart w:id="13" w:name="_Toc18420"/>
-      <w:bookmarkStart w:id="14" w:name="_Toc10355"/>
+      <w:bookmarkStart w:id="13" w:name="_Toc25573"/>
+      <w:bookmarkStart w:id="14" w:name="_Toc178364352"/>
       <w:bookmarkStart w:id="15" w:name="_Toc25514"/>
-      <w:bookmarkStart w:id="16" w:name="_Toc25573"/>
-      <w:bookmarkStart w:id="17" w:name="_Toc178364352"/>
-      <w:bookmarkStart w:id="18" w:name="_Toc5331"/>
+      <w:bookmarkStart w:id="16" w:name="_Toc5331"/>
+      <w:bookmarkStart w:id="17" w:name="_Toc10355"/>
+      <w:bookmarkStart w:id="18" w:name="_Toc18420"/>
       <w:bookmarkStart w:id="19" w:name="_Toc178428854"/>
       <w:r>
         <w:rPr>
@@ -3724,8 +3737,8 @@
           <w:rFonts w:ascii="Times New Roman" w:hAnsi="Times New Roman"/>
         </w:rPr>
       </w:pPr>
-      <w:bookmarkStart w:id="20" w:name="_Toc178364353"/>
-      <w:bookmarkStart w:id="21" w:name="_Toc12283"/>
+      <w:bookmarkStart w:id="20" w:name="_Toc12283"/>
+      <w:bookmarkStart w:id="21" w:name="_Toc178364353"/>
       <w:bookmarkStart w:id="22" w:name="_Toc31082"/>
       <w:bookmarkStart w:id="23" w:name="_Toc22800"/>
       <w:bookmarkStart w:id="24" w:name="_Toc15978"/>
@@ -3784,13 +3797,13 @@
           <w:rFonts w:ascii="Times New Roman" w:hAnsi="Times New Roman"/>
         </w:rPr>
       </w:pPr>
-      <w:bookmarkStart w:id="27" w:name="_Toc178428856"/>
-      <w:bookmarkStart w:id="28" w:name="_Toc4482"/>
-      <w:bookmarkStart w:id="29" w:name="_Toc18532"/>
-      <w:bookmarkStart w:id="30" w:name="_Toc7392"/>
-      <w:bookmarkStart w:id="31" w:name="_Toc17135"/>
-      <w:bookmarkStart w:id="32" w:name="_Toc27754"/>
-      <w:bookmarkStart w:id="33" w:name="_Toc178364354"/>
+      <w:bookmarkStart w:id="27" w:name="_Toc178364354"/>
+      <w:bookmarkStart w:id="28" w:name="_Toc18532"/>
+      <w:bookmarkStart w:id="29" w:name="_Toc27754"/>
+      <w:bookmarkStart w:id="30" w:name="_Toc178428856"/>
+      <w:bookmarkStart w:id="31" w:name="_Toc4482"/>
+      <w:bookmarkStart w:id="32" w:name="_Toc7392"/>
+      <w:bookmarkStart w:id="33" w:name="_Toc17135"/>
       <w:r>
         <w:rPr>
           <w:rFonts w:hint="eastAsia" w:ascii="Times New Roman" w:hAnsi="Times New Roman"/>
@@ -3946,14 +3959,14 @@
           <w:rFonts w:ascii="Times New Roman" w:hAnsi="Times New Roman"/>
         </w:rPr>
       </w:pPr>
-      <w:bookmarkStart w:id="34" w:name="_Toc13148"/>
-      <w:bookmarkStart w:id="35" w:name="_Toc336"/>
-      <w:bookmarkStart w:id="36" w:name="_Toc178428857"/>
-      <w:bookmarkStart w:id="37" w:name="_Toc18870"/>
-      <w:bookmarkStart w:id="38" w:name="_Toc501534398"/>
-      <w:bookmarkStart w:id="39" w:name="_Toc18605"/>
-      <w:bookmarkStart w:id="40" w:name="_Toc178364355"/>
-      <w:bookmarkStart w:id="41" w:name="_Toc14757"/>
+      <w:bookmarkStart w:id="34" w:name="_Toc18605"/>
+      <w:bookmarkStart w:id="35" w:name="_Toc14757"/>
+      <w:bookmarkStart w:id="36" w:name="_Toc178364355"/>
+      <w:bookmarkStart w:id="37" w:name="_Toc178428857"/>
+      <w:bookmarkStart w:id="38" w:name="_Toc13148"/>
+      <w:bookmarkStart w:id="39" w:name="_Toc336"/>
+      <w:bookmarkStart w:id="40" w:name="_Toc18870"/>
+      <w:bookmarkStart w:id="41" w:name="_Toc501534398"/>
       <w:r>
         <w:rPr>
           <w:rFonts w:hint="eastAsia" w:ascii="Times New Roman" w:hAnsi="Times New Roman"/>
@@ -3976,14 +3989,14 @@
           <w:rFonts w:ascii="Times New Roman" w:hAnsi="Times New Roman"/>
         </w:rPr>
       </w:pPr>
-      <w:bookmarkStart w:id="42" w:name="_Toc24114"/>
-      <w:bookmarkStart w:id="43" w:name="_Toc501534399"/>
-      <w:bookmarkStart w:id="44" w:name="_Toc12068"/>
-      <w:bookmarkStart w:id="45" w:name="_Toc178364356"/>
-      <w:bookmarkStart w:id="46" w:name="_Toc31077"/>
-      <w:bookmarkStart w:id="47" w:name="_Toc29155"/>
+      <w:bookmarkStart w:id="42" w:name="_Toc31077"/>
+      <w:bookmarkStart w:id="43" w:name="_Toc178364356"/>
+      <w:bookmarkStart w:id="44" w:name="_Toc24114"/>
+      <w:bookmarkStart w:id="45" w:name="_Toc29155"/>
+      <w:bookmarkStart w:id="46" w:name="_Toc501534399"/>
+      <w:bookmarkStart w:id="47" w:name="_Toc11414"/>
       <w:bookmarkStart w:id="48" w:name="_Toc178428858"/>
-      <w:bookmarkStart w:id="49" w:name="_Toc11414"/>
+      <w:bookmarkStart w:id="49" w:name="_Toc12068"/>
       <w:r>
         <w:rPr>
           <w:rFonts w:hint="eastAsia" w:ascii="Times New Roman" w:hAnsi="Times New Roman"/>
@@ -4013,17 +4026,17 @@
         </w:rPr>
         <w:t>测评人员保证在最小主观判断情形下，按照双方认可的测评方案，基于明确定义的测评方式和解释，实施测评活动。</w:t>
       </w:r>
-      <w:bookmarkStart w:id="50" w:name="_Toc413601249"/>
-      <w:bookmarkStart w:id="51" w:name="_Toc399680987"/>
-      <w:bookmarkStart w:id="52" w:name="_Toc404348955"/>
-      <w:bookmarkStart w:id="53" w:name="_Toc399687706"/>
-      <w:bookmarkStart w:id="54" w:name="_Toc501534400"/>
-      <w:bookmarkStart w:id="55" w:name="_Toc413601472"/>
-      <w:bookmarkStart w:id="56" w:name="_Toc417541668"/>
-      <w:bookmarkStart w:id="57" w:name="_Toc413948713"/>
-      <w:bookmarkStart w:id="58" w:name="_Toc364064706"/>
-      <w:bookmarkStart w:id="59" w:name="_Toc364064420"/>
-      <w:bookmarkStart w:id="60" w:name="_Toc376164443"/>
+      <w:bookmarkStart w:id="50" w:name="_Toc501534400"/>
+      <w:bookmarkStart w:id="51" w:name="_Toc417541668"/>
+      <w:bookmarkStart w:id="52" w:name="_Toc364064420"/>
+      <w:bookmarkStart w:id="53" w:name="_Toc399680987"/>
+      <w:bookmarkStart w:id="54" w:name="_Toc376164443"/>
+      <w:bookmarkStart w:id="55" w:name="_Toc404348955"/>
+      <w:bookmarkStart w:id="56" w:name="_Toc364064706"/>
+      <w:bookmarkStart w:id="57" w:name="_Toc413601249"/>
+      <w:bookmarkStart w:id="58" w:name="_Toc413601472"/>
+      <w:bookmarkStart w:id="59" w:name="_Toc413948713"/>
+      <w:bookmarkStart w:id="60" w:name="_Toc399687706"/>
       <w:r>
         <w:rPr>
           <w:rFonts w:hint="eastAsia" w:ascii="Times New Roman" w:hAnsi="Times New Roman"/>
@@ -4074,20 +4087,20 @@
       <w:bookmarkStart w:id="62" w:name="_Toc376164444"/>
       <w:bookmarkStart w:id="63" w:name="_Toc7666"/>
       <w:bookmarkStart w:id="64" w:name="_Toc364064707"/>
-      <w:bookmarkStart w:id="65" w:name="_Toc22750"/>
-      <w:bookmarkStart w:id="66" w:name="_Toc413948714"/>
-      <w:bookmarkStart w:id="67" w:name="_Toc178364357"/>
-      <w:bookmarkStart w:id="68" w:name="_Toc26572"/>
-      <w:bookmarkStart w:id="69" w:name="_Toc364064421"/>
-      <w:bookmarkStart w:id="70" w:name="_Toc413601250"/>
-      <w:bookmarkStart w:id="71" w:name="_Toc501534401"/>
-      <w:bookmarkStart w:id="72" w:name="_Toc399680988"/>
-      <w:bookmarkStart w:id="73" w:name="_Toc399687707"/>
-      <w:bookmarkStart w:id="74" w:name="_Toc19440"/>
-      <w:bookmarkStart w:id="75" w:name="_Toc413601473"/>
-      <w:bookmarkStart w:id="76" w:name="_Toc178428859"/>
+      <w:bookmarkStart w:id="65" w:name="_Toc399680988"/>
+      <w:bookmarkStart w:id="66" w:name="_Toc26572"/>
+      <w:bookmarkStart w:id="67" w:name="_Toc399687707"/>
+      <w:bookmarkStart w:id="68" w:name="_Toc178364357"/>
+      <w:bookmarkStart w:id="69" w:name="_Toc19440"/>
+      <w:bookmarkStart w:id="70" w:name="_Toc178428859"/>
+      <w:bookmarkStart w:id="71" w:name="_Toc413601473"/>
+      <w:bookmarkStart w:id="72" w:name="_Toc28118"/>
+      <w:bookmarkStart w:id="73" w:name="_Toc413948714"/>
+      <w:bookmarkStart w:id="74" w:name="_Toc364064421"/>
+      <w:bookmarkStart w:id="75" w:name="_Toc413601250"/>
+      <w:bookmarkStart w:id="76" w:name="_Toc501534401"/>
       <w:bookmarkStart w:id="77" w:name="_Toc404348956"/>
-      <w:bookmarkStart w:id="78" w:name="_Toc28118"/>
+      <w:bookmarkStart w:id="78" w:name="_Toc22750"/>
       <w:r>
         <w:rPr>
           <w:rFonts w:hint="eastAsia" w:ascii="Times New Roman" w:hAnsi="Times New Roman"/>
@@ -4137,10 +4150,10 @@
       </w:pPr>
       <w:bookmarkStart w:id="79" w:name="_Toc178428860"/>
       <w:bookmarkStart w:id="80" w:name="_Toc1982"/>
-      <w:bookmarkStart w:id="81" w:name="_Toc19884"/>
-      <w:bookmarkStart w:id="82" w:name="_Toc21587"/>
-      <w:bookmarkStart w:id="83" w:name="_Toc12070"/>
-      <w:bookmarkStart w:id="84" w:name="_Toc178364358"/>
+      <w:bookmarkStart w:id="81" w:name="_Toc21587"/>
+      <w:bookmarkStart w:id="82" w:name="_Toc178364358"/>
+      <w:bookmarkStart w:id="83" w:name="_Toc19884"/>
+      <w:bookmarkStart w:id="84" w:name="_Toc12070"/>
       <w:bookmarkStart w:id="85" w:name="_Toc2972"/>
       <w:bookmarkStart w:id="86" w:name="_Toc501534402"/>
       <w:r>
@@ -4184,13 +4197,13 @@
           <w:rFonts w:ascii="Times New Roman" w:hAnsi="Times New Roman"/>
         </w:rPr>
       </w:pPr>
-      <w:bookmarkStart w:id="87" w:name="_Toc10910"/>
-      <w:bookmarkStart w:id="88" w:name="_Toc8296"/>
-      <w:bookmarkStart w:id="89" w:name="_Toc9731"/>
-      <w:bookmarkStart w:id="90" w:name="_Toc178364359"/>
-      <w:bookmarkStart w:id="91" w:name="_Toc178428861"/>
-      <w:bookmarkStart w:id="92" w:name="_Toc10896"/>
-      <w:bookmarkStart w:id="93" w:name="_Toc23696"/>
+      <w:bookmarkStart w:id="87" w:name="_Toc8296"/>
+      <w:bookmarkStart w:id="88" w:name="_Toc23696"/>
+      <w:bookmarkStart w:id="89" w:name="_Toc178428861"/>
+      <w:bookmarkStart w:id="90" w:name="_Toc10910"/>
+      <w:bookmarkStart w:id="91" w:name="_Toc9731"/>
+      <w:bookmarkStart w:id="92" w:name="_Toc178364359"/>
+      <w:bookmarkStart w:id="93" w:name="_Toc10896"/>
       <w:r>
         <w:rPr>
           <w:rFonts w:hint="eastAsia" w:ascii="Times New Roman" w:hAnsi="Times New Roman"/>
@@ -4252,14 +4265,14 @@
           <w:rFonts w:ascii="Times New Roman" w:hAnsi="Times New Roman"/>
         </w:rPr>
       </w:pPr>
-      <w:bookmarkStart w:id="94" w:name="_Toc501534403"/>
-      <w:bookmarkStart w:id="95" w:name="_Toc20025"/>
-      <w:bookmarkStart w:id="96" w:name="_Toc7370"/>
-      <w:bookmarkStart w:id="97" w:name="_Toc27887"/>
+      <w:bookmarkStart w:id="94" w:name="_Toc7370"/>
+      <w:bookmarkStart w:id="95" w:name="_Toc27887"/>
+      <w:bookmarkStart w:id="96" w:name="_Toc842"/>
+      <w:bookmarkStart w:id="97" w:name="_Toc178364360"/>
       <w:bookmarkStart w:id="98" w:name="_Toc178428862"/>
       <w:bookmarkStart w:id="99" w:name="_Toc32541"/>
-      <w:bookmarkStart w:id="100" w:name="_Toc842"/>
-      <w:bookmarkStart w:id="101" w:name="_Toc178364360"/>
+      <w:bookmarkStart w:id="100" w:name="_Toc501534403"/>
+      <w:bookmarkStart w:id="101" w:name="_Toc20025"/>
       <w:r>
         <w:rPr>
           <w:rFonts w:hint="eastAsia" w:ascii="Times New Roman" w:hAnsi="Times New Roman"/>
@@ -4282,14 +4295,14 @@
           <w:rFonts w:ascii="Times New Roman" w:hAnsi="Times New Roman"/>
         </w:rPr>
       </w:pPr>
-      <w:bookmarkStart w:id="102" w:name="_Toc11924"/>
-      <w:bookmarkStart w:id="103" w:name="_Toc501534404"/>
-      <w:bookmarkStart w:id="104" w:name="_Toc178428863"/>
-      <w:bookmarkStart w:id="105" w:name="_Toc178364361"/>
-      <w:bookmarkStart w:id="106" w:name="_Toc19464"/>
-      <w:bookmarkStart w:id="107" w:name="_Toc29266"/>
-      <w:bookmarkStart w:id="108" w:name="_Toc28669"/>
-      <w:bookmarkStart w:id="109" w:name="_Toc12221"/>
+      <w:bookmarkStart w:id="102" w:name="_Toc501534404"/>
+      <w:bookmarkStart w:id="103" w:name="_Toc178428863"/>
+      <w:bookmarkStart w:id="104" w:name="_Toc29266"/>
+      <w:bookmarkStart w:id="105" w:name="_Toc11924"/>
+      <w:bookmarkStart w:id="106" w:name="_Toc28669"/>
+      <w:bookmarkStart w:id="107" w:name="_Toc12221"/>
+      <w:bookmarkStart w:id="108" w:name="_Toc178364361"/>
+      <w:bookmarkStart w:id="109" w:name="_Toc19464"/>
       <w:r>
         <w:rPr>
           <w:rFonts w:hint="eastAsia" w:ascii="Times New Roman" w:hAnsi="Times New Roman"/>
@@ -4341,7 +4354,6 @@
             <w:insideH w:val="single" w:color="auto" w:sz="4" w:space="0"/>
             <w:insideV w:val="single" w:color="auto" w:sz="4" w:space="0"/>
           </w:tblBorders>
-          <w:shd w:val="clear" w:color="auto" w:fill="EEECE1"/>
           <w:tblCellMar>
             <w:top w:w="0" w:type="dxa"/>
             <w:left w:w="108" w:type="dxa"/>
@@ -4415,6 +4427,111 @@
                 <w:szCs w:val="21"/>
               </w:rPr>
               <w:t>测评指标</w:t>
+            </w:r>
+          </w:p>
+        </w:tc>
+      </w:tr>
+      <w:tr>
+        <w:tblPrEx>
+          <w:tblBorders>
+            <w:top w:val="single" w:color="auto" w:sz="4" w:space="0"/>
+            <w:left w:val="single" w:color="auto" w:sz="4" w:space="0"/>
+            <w:bottom w:val="single" w:color="auto" w:sz="4" w:space="0"/>
+            <w:right w:val="single" w:color="auto" w:sz="4" w:space="0"/>
+            <w:insideH w:val="single" w:color="auto" w:sz="4" w:space="0"/>
+            <w:insideV w:val="single" w:color="auto" w:sz="4" w:space="0"/>
+          </w:tblBorders>
+          <w:tblCellMar>
+            <w:top w:w="0" w:type="dxa"/>
+            <w:left w:w="108" w:type="dxa"/>
+            <w:bottom w:w="0" w:type="dxa"/>
+            <w:right w:w="108" w:type="dxa"/>
+          </w:tblCellMar>
+        </w:tblPrEx>
+        <w:tc>
+          <w:tcPr>
+            <w:tcW w:w="1214" w:type="pct"/>
+            <w:shd w:val="clear" w:color="auto" w:fill="EEECE1"/>
+            <w:vAlign w:val="center"/>
+          </w:tcPr>
+          <w:p>
+            <w:pPr>
+              <w:widowControl/>
+              <w:tabs>
+                <w:tab w:val="left" w:pos="180"/>
+              </w:tabs>
+              <w:jc w:val="center"/>
+              <w:rPr>
+                <w:rFonts w:ascii="Times New Roman" w:hAnsi="Times New Roman" w:eastAsia="宋体"/>
+                <w:sz w:val="21"/>
+                <w:szCs w:val="21"/>
+              </w:rPr>
+            </w:pPr>
+            <w:r>
+              <w:rPr>
+                <w:rFonts w:hint="eastAsia" w:ascii="Times New Roman" w:hAnsi="Times New Roman" w:eastAsia="宋体"/>
+                <w:sz w:val="21"/>
+                <w:szCs w:val="21"/>
+              </w:rPr>
+              <w:t>身份鉴别</w:t>
+            </w:r>
+          </w:p>
+        </w:tc>
+        <w:tc>
+          <w:tcPr>
+            <w:tcW w:w="3786" w:type="pct"/>
+            <w:shd w:val="clear" w:color="auto" w:fill="EEECE1"/>
+            <w:vAlign w:val="center"/>
+          </w:tcPr>
+          <w:p>
+            <w:pPr>
+              <w:widowControl/>
+              <w:tabs>
+                <w:tab w:val="left" w:pos="180"/>
+              </w:tabs>
+              <w:rPr>
+                <w:rFonts w:ascii="Times New Roman" w:hAnsi="Times New Roman" w:eastAsia="宋体"/>
+                <w:sz w:val="21"/>
+                <w:szCs w:val="21"/>
+              </w:rPr>
+            </w:pPr>
+            <w:r>
+              <w:rPr>
+                <w:rFonts w:hint="eastAsia" w:ascii="Times New Roman" w:hAnsi="Times New Roman" w:eastAsia="宋体"/>
+                <w:sz w:val="21"/>
+                <w:szCs w:val="21"/>
+              </w:rPr>
+              <w:t>a</w:t>
+            </w:r>
+            <w:r>
+              <w:rPr>
+                <w:rFonts w:ascii="Times New Roman" w:hAnsi="Times New Roman" w:eastAsia="宋体"/>
+                <w:sz w:val="21"/>
+                <w:szCs w:val="21"/>
+              </w:rPr>
+              <w:t>)</w:t>
+            </w:r>
+            <w:r>
+              <w:rPr>
+                <w:rFonts w:hint="eastAsia" w:ascii="Times New Roman" w:hAnsi="Times New Roman"/>
+              </w:rPr>
+              <w:t xml:space="preserve"> </w:t>
+            </w:r>
+            <w:r>
+              <w:rPr>
+                <w:rFonts w:hint="eastAsia" w:ascii="Times New Roman" w:hAnsi="Times New Roman" w:eastAsia="宋体"/>
+                <w:sz w:val="21"/>
+                <w:szCs w:val="21"/>
+              </w:rPr>
+              <w:t>宜采用密码技术进行物理访问身份鉴别，保证重要区域进入人员身份的真实性</w:t>
+            </w:r>
+            <w:r>
+              <w:rPr>
+                <w:rFonts w:hint="eastAsia" w:ascii="Times New Roman" w:hAnsi="Times New Roman" w:eastAsia="宋体" w:cs="Damascus"/>
+                <w:sz w:val="21"/>
+                <w:szCs w:val="21"/>
+              </w:rPr>
+              <w:t>。</w:t>
             </w:r>
           </w:p>
         </w:tc>
@@ -4441,6 +4558,41 @@
           <w:tcPr>
             <w:tcW w:w="1214" w:type="pct"/>
             <w:shd w:val="clear" w:color="auto" w:fill="EEECE1"/>
+          </w:tcPr>
+          <w:p>
+            <w:pPr>
+              <w:pStyle w:val="36"/>
+              <w:spacing w:after="0"/>
+              <w:ind w:firstLine="0" w:firstLineChars="0"/>
+              <w:jc w:val="center"/>
+              <w:rPr>
+                <w:rFonts w:ascii="Times New Roman" w:hAnsi="Times New Roman"/>
+                <w:sz w:val="21"/>
+                <w:szCs w:val="21"/>
+              </w:rPr>
+            </w:pPr>
+            <w:r>
+              <w:rPr>
+                <w:rFonts w:hint="eastAsia" w:ascii="Times New Roman" w:hAnsi="Times New Roman"/>
+                <w:sz w:val="21"/>
+                <w:szCs w:val="21"/>
+              </w:rPr>
+              <w:t>电子</w:t>
+            </w:r>
+            <w:r>
+              <w:rPr>
+                <w:rFonts w:hint="eastAsia" w:ascii="Times New Roman" w:hAnsi="Times New Roman" w:cs="Damascus"/>
+                <w:sz w:val="21"/>
+                <w:szCs w:val="21"/>
+              </w:rPr>
+              <w:t>门禁记录数据完整性</w:t>
+            </w:r>
+          </w:p>
+        </w:tc>
+        <w:tc>
+          <w:tcPr>
+            <w:tcW w:w="3786" w:type="pct"/>
+            <w:shd w:val="clear" w:color="auto" w:fill="EEECE1"/>
             <w:vAlign w:val="center"/>
           </w:tcPr>
           <w:p>
@@ -4449,78 +4601,42 @@
               <w:tabs>
                 <w:tab w:val="left" w:pos="180"/>
               </w:tabs>
-              <w:jc w:val="center"/>
+              <w:rPr>
+                <w:rFonts w:ascii="Times New Roman" w:hAnsi="Times New Roman" w:eastAsia="宋体" w:cs="Times"/>
+                <w:kern w:val="0"/>
+                <w:sz w:val="21"/>
+                <w:szCs w:val="21"/>
+              </w:rPr>
+            </w:pPr>
+            <w:r>
+              <w:rPr>
+                <w:rFonts w:hint="eastAsia" w:ascii="Times New Roman" w:hAnsi="Times New Roman" w:eastAsia="宋体"/>
+                <w:sz w:val="21"/>
+                <w:szCs w:val="21"/>
+              </w:rPr>
+              <w:t>b</w:t>
+            </w:r>
+            <w:r>
               <w:rPr>
                 <w:rFonts w:ascii="Times New Roman" w:hAnsi="Times New Roman" w:eastAsia="宋体"/>
                 <w:sz w:val="21"/>
                 <w:szCs w:val="21"/>
               </w:rPr>
-            </w:pPr>
+              <w:t>)</w:t>
+            </w:r>
+            <w:r>
+              <w:rPr>
+                <w:rFonts w:hint="eastAsia" w:ascii="Times New Roman" w:hAnsi="Times New Roman"/>
+              </w:rPr>
+              <w:t xml:space="preserve"> </w:t>
+            </w:r>
             <w:r>
               <w:rPr>
                 <w:rFonts w:hint="eastAsia" w:ascii="Times New Roman" w:hAnsi="Times New Roman" w:eastAsia="宋体"/>
                 <w:sz w:val="21"/>
                 <w:szCs w:val="21"/>
               </w:rPr>
-              <w:t>身份鉴别</w:t>
-            </w:r>
-          </w:p>
-        </w:tc>
-        <w:tc>
-          <w:tcPr>
-            <w:tcW w:w="3786" w:type="pct"/>
-            <w:shd w:val="clear" w:color="auto" w:fill="EEECE1"/>
-            <w:vAlign w:val="center"/>
-          </w:tcPr>
-          <w:p>
-            <w:pPr>
-              <w:widowControl/>
-              <w:tabs>
-                <w:tab w:val="left" w:pos="180"/>
-              </w:tabs>
-              <w:rPr>
-                <w:rFonts w:ascii="Times New Roman" w:hAnsi="Times New Roman" w:eastAsia="宋体"/>
-                <w:sz w:val="21"/>
-                <w:szCs w:val="21"/>
-              </w:rPr>
-            </w:pPr>
-            <w:r>
-              <w:rPr>
-                <w:rFonts w:hint="eastAsia" w:ascii="Times New Roman" w:hAnsi="Times New Roman" w:eastAsia="宋体"/>
-                <w:sz w:val="21"/>
-                <w:szCs w:val="21"/>
-              </w:rPr>
-              <w:t>a</w:t>
-            </w:r>
-            <w:r>
-              <w:rPr>
-                <w:rFonts w:ascii="Times New Roman" w:hAnsi="Times New Roman" w:eastAsia="宋体"/>
-                <w:sz w:val="21"/>
-                <w:szCs w:val="21"/>
-              </w:rPr>
-              <w:t>)</w:t>
-            </w:r>
-            <w:r>
-              <w:rPr>
-                <w:rFonts w:hint="eastAsia" w:ascii="Times New Roman" w:hAnsi="Times New Roman"/>
-              </w:rPr>
-              <w:t xml:space="preserve"> </w:t>
-            </w:r>
-            <w:r>
-              <w:rPr>
-                <w:rFonts w:hint="eastAsia" w:ascii="Times New Roman" w:hAnsi="Times New Roman" w:eastAsia="宋体"/>
-                <w:sz w:val="21"/>
-                <w:szCs w:val="21"/>
-              </w:rPr>
-              <w:t>宜采用密码技术进行物理访问身份鉴别，保证重要区域进入人员身份的真实性</w:t>
-            </w:r>
-            <w:r>
-              <w:rPr>
-                <w:rFonts w:hint="eastAsia" w:ascii="Times New Roman" w:hAnsi="Times New Roman" w:eastAsia="宋体" w:cs="Damascus"/>
-                <w:sz w:val="21"/>
-                <w:szCs w:val="21"/>
-              </w:rPr>
-              <w:t>。</w:t>
+              <w:t>宜采用密码技术保证电子门禁系统进出记录数据的存储完整性。</w:t>
             </w:r>
           </w:p>
         </w:tc>
@@ -4565,111 +4681,6 @@
                 <w:sz w:val="21"/>
                 <w:szCs w:val="21"/>
               </w:rPr>
-              <w:t>电子</w:t>
-            </w:r>
-            <w:r>
-              <w:rPr>
-                <w:rFonts w:hint="eastAsia" w:ascii="Times New Roman" w:hAnsi="Times New Roman" w:cs="Damascus"/>
-                <w:sz w:val="21"/>
-                <w:szCs w:val="21"/>
-              </w:rPr>
-              <w:t>门禁记录数据完整性</w:t>
-            </w:r>
-          </w:p>
-        </w:tc>
-        <w:tc>
-          <w:tcPr>
-            <w:tcW w:w="3786" w:type="pct"/>
-            <w:shd w:val="clear" w:color="auto" w:fill="EEECE1"/>
-            <w:vAlign w:val="center"/>
-          </w:tcPr>
-          <w:p>
-            <w:pPr>
-              <w:widowControl/>
-              <w:tabs>
-                <w:tab w:val="left" w:pos="180"/>
-              </w:tabs>
-              <w:rPr>
-                <w:rFonts w:ascii="Times New Roman" w:hAnsi="Times New Roman" w:eastAsia="宋体" w:cs="Times"/>
-                <w:kern w:val="0"/>
-                <w:sz w:val="21"/>
-                <w:szCs w:val="21"/>
-              </w:rPr>
-            </w:pPr>
-            <w:r>
-              <w:rPr>
-                <w:rFonts w:hint="eastAsia" w:ascii="Times New Roman" w:hAnsi="Times New Roman" w:eastAsia="宋体"/>
-                <w:sz w:val="21"/>
-                <w:szCs w:val="21"/>
-              </w:rPr>
-              <w:t>b</w:t>
-            </w:r>
-            <w:r>
-              <w:rPr>
-                <w:rFonts w:ascii="Times New Roman" w:hAnsi="Times New Roman" w:eastAsia="宋体"/>
-                <w:sz w:val="21"/>
-                <w:szCs w:val="21"/>
-              </w:rPr>
-              <w:t>)</w:t>
-            </w:r>
-            <w:r>
-              <w:rPr>
-                <w:rFonts w:hint="eastAsia" w:ascii="Times New Roman" w:hAnsi="Times New Roman"/>
-              </w:rPr>
-              <w:t xml:space="preserve"> </w:t>
-            </w:r>
-            <w:r>
-              <w:rPr>
-                <w:rFonts w:hint="eastAsia" w:ascii="Times New Roman" w:hAnsi="Times New Roman" w:eastAsia="宋体"/>
-                <w:sz w:val="21"/>
-                <w:szCs w:val="21"/>
-              </w:rPr>
-              <w:t>宜采用密码技术保证电子门禁系统进出记录数据的存储完整性。</w:t>
-            </w:r>
-          </w:p>
-        </w:tc>
-      </w:tr>
-      <w:tr>
-        <w:tblPrEx>
-          <w:tblBorders>
-            <w:top w:val="single" w:color="auto" w:sz="4" w:space="0"/>
-            <w:left w:val="single" w:color="auto" w:sz="4" w:space="0"/>
-            <w:bottom w:val="single" w:color="auto" w:sz="4" w:space="0"/>
-            <w:right w:val="single" w:color="auto" w:sz="4" w:space="0"/>
-            <w:insideH w:val="single" w:color="auto" w:sz="4" w:space="0"/>
-            <w:insideV w:val="single" w:color="auto" w:sz="4" w:space="0"/>
-          </w:tblBorders>
-          <w:shd w:val="clear" w:color="auto" w:fill="EEECE1"/>
-          <w:tblCellMar>
-            <w:top w:w="0" w:type="dxa"/>
-            <w:left w:w="108" w:type="dxa"/>
-            <w:bottom w:w="0" w:type="dxa"/>
-            <w:right w:w="108" w:type="dxa"/>
-          </w:tblCellMar>
-        </w:tblPrEx>
-        <w:tc>
-          <w:tcPr>
-            <w:tcW w:w="1214" w:type="pct"/>
-            <w:shd w:val="clear" w:color="auto" w:fill="EEECE1"/>
-          </w:tcPr>
-          <w:p>
-            <w:pPr>
-              <w:pStyle w:val="36"/>
-              <w:spacing w:after="0"/>
-              <w:ind w:firstLine="0" w:firstLineChars="0"/>
-              <w:jc w:val="center"/>
-              <w:rPr>
-                <w:rFonts w:ascii="Times New Roman" w:hAnsi="Times New Roman"/>
-                <w:sz w:val="21"/>
-                <w:szCs w:val="21"/>
-              </w:rPr>
-            </w:pPr>
-            <w:r>
-              <w:rPr>
-                <w:rFonts w:hint="eastAsia" w:ascii="Times New Roman" w:hAnsi="Times New Roman"/>
-                <w:sz w:val="21"/>
-                <w:szCs w:val="21"/>
-              </w:rPr>
               <w:t>视频记录数据完整性</w:t>
             </w:r>
           </w:p>
@@ -4738,9 +4749,9 @@
       <w:bookmarkStart w:id="112" w:name="_Toc178428864"/>
       <w:bookmarkStart w:id="113" w:name="_Toc31750"/>
       <w:bookmarkStart w:id="114" w:name="_Toc27904"/>
-      <w:bookmarkStart w:id="115" w:name="_Toc17520"/>
-      <w:bookmarkStart w:id="116" w:name="_Toc178364362"/>
-      <w:bookmarkStart w:id="117" w:name="_Toc501534405"/>
+      <w:bookmarkStart w:id="115" w:name="_Toc501534405"/>
+      <w:bookmarkStart w:id="116" w:name="_Toc17520"/>
+      <w:bookmarkStart w:id="117" w:name="_Toc178364362"/>
       <w:r>
         <w:rPr>
           <w:rFonts w:hint="eastAsia" w:ascii="Times New Roman" w:hAnsi="Times New Roman"/>
@@ -4792,13 +4803,6 @@
             <w:insideH w:val="single" w:color="auto" w:sz="4" w:space="0"/>
             <w:insideV w:val="single" w:color="auto" w:sz="4" w:space="0"/>
           </w:tblBorders>
-          <w:shd w:val="clear" w:color="auto" w:fill="EEECE1"/>
-          <w:tblCellMar>
-            <w:top w:w="0" w:type="dxa"/>
-            <w:left w:w="108" w:type="dxa"/>
-            <w:bottom w:w="0" w:type="dxa"/>
-            <w:right w:w="108" w:type="dxa"/>
-          </w:tblCellMar>
         </w:tblPrEx>
         <w:trPr>
           <w:tblHeader/>
@@ -4980,7 +4984,6 @@
             <w:insideH w:val="single" w:color="auto" w:sz="4" w:space="0"/>
             <w:insideV w:val="single" w:color="auto" w:sz="4" w:space="0"/>
           </w:tblBorders>
-          <w:shd w:val="clear" w:color="auto" w:fill="EEECE1"/>
           <w:tblCellMar>
             <w:top w:w="0" w:type="dxa"/>
             <w:left w:w="108" w:type="dxa"/>
@@ -5063,6 +5066,110 @@
                 <w:szCs w:val="21"/>
               </w:rPr>
               <w:t>宜采用密码技术保证通信过程中数据的完整性。</w:t>
+            </w:r>
+          </w:p>
+        </w:tc>
+      </w:tr>
+      <w:tr>
+        <w:tblPrEx>
+          <w:tblBorders>
+            <w:top w:val="single" w:color="auto" w:sz="4" w:space="0"/>
+            <w:left w:val="single" w:color="auto" w:sz="4" w:space="0"/>
+            <w:bottom w:val="single" w:color="auto" w:sz="4" w:space="0"/>
+            <w:right w:val="single" w:color="auto" w:sz="4" w:space="0"/>
+            <w:insideH w:val="single" w:color="auto" w:sz="4" w:space="0"/>
+            <w:insideV w:val="single" w:color="auto" w:sz="4" w:space="0"/>
+          </w:tblBorders>
+          <w:tblCellMar>
+            <w:top w:w="0" w:type="dxa"/>
+            <w:left w:w="108" w:type="dxa"/>
+            <w:bottom w:w="0" w:type="dxa"/>
+            <w:right w:w="108" w:type="dxa"/>
+          </w:tblCellMar>
+        </w:tblPrEx>
+        <w:tc>
+          <w:tcPr>
+            <w:tcW w:w="1200" w:type="pct"/>
+            <w:shd w:val="clear" w:color="auto" w:fill="EEECE1"/>
+            <w:vAlign w:val="center"/>
+          </w:tcPr>
+          <w:p>
+            <w:pPr>
+              <w:pStyle w:val="36"/>
+              <w:spacing w:after="0"/>
+              <w:ind w:firstLine="0" w:firstLineChars="0"/>
+              <w:jc w:val="center"/>
+              <w:rPr>
+                <w:rFonts w:ascii="Times New Roman" w:hAnsi="Times New Roman"/>
+                <w:sz w:val="21"/>
+                <w:szCs w:val="21"/>
+              </w:rPr>
+            </w:pPr>
+            <w:r>
+              <w:rPr>
+                <w:rFonts w:hint="eastAsia" w:ascii="Times New Roman" w:hAnsi="Times New Roman"/>
+                <w:sz w:val="21"/>
+                <w:szCs w:val="21"/>
+              </w:rPr>
+              <w:t>通信过程中重要数据的机密性</w:t>
+            </w:r>
+          </w:p>
+        </w:tc>
+        <w:tc>
+          <w:tcPr>
+            <w:tcW w:w="3800" w:type="pct"/>
+            <w:shd w:val="clear" w:color="auto" w:fill="EEECE1"/>
+            <w:vAlign w:val="center"/>
+          </w:tcPr>
+          <w:p>
+            <w:pPr>
+              <w:widowControl/>
+              <w:tabs>
+                <w:tab w:val="left" w:pos="180"/>
+              </w:tabs>
+              <w:rPr>
+                <w:rFonts w:ascii="Times New Roman" w:hAnsi="Times New Roman" w:eastAsia="宋体"/>
+                <w:sz w:val="21"/>
+                <w:szCs w:val="21"/>
+              </w:rPr>
+            </w:pPr>
+            <w:r>
+              <w:rPr>
+                <w:rFonts w:hint="eastAsia" w:ascii="Times New Roman" w:hAnsi="Times New Roman" w:eastAsia="宋体"/>
+                <w:sz w:val="21"/>
+                <w:szCs w:val="21"/>
+              </w:rPr>
+              <w:t>c</w:t>
+            </w:r>
+            <w:r>
+              <w:rPr>
+                <w:rFonts w:ascii="Times New Roman" w:hAnsi="Times New Roman" w:eastAsia="宋体"/>
+                <w:sz w:val="21"/>
+                <w:szCs w:val="21"/>
+              </w:rPr>
+              <w:t>)</w:t>
+            </w:r>
+            <w:r>
+              <w:rPr>
+                <w:rFonts w:hint="eastAsia" w:ascii="Times New Roman" w:hAnsi="Times New Roman"/>
+              </w:rPr>
+              <w:t xml:space="preserve"> </w:t>
+            </w:r>
+            <w:r>
+              <w:rPr>
+                <w:rFonts w:hint="eastAsia" w:ascii="Times New Roman" w:hAnsi="Times New Roman" w:eastAsia="宋体"/>
+                <w:sz w:val="21"/>
+                <w:szCs w:val="21"/>
+              </w:rPr>
+              <w:t>应采用密码技术保证通信过程中重要数据的机密性</w:t>
+            </w:r>
+            <w:r>
+              <w:rPr>
+                <w:rFonts w:ascii="Times New Roman" w:hAnsi="Times New Roman" w:eastAsia="宋体"/>
+                <w:sz w:val="21"/>
+                <w:szCs w:val="21"/>
+              </w:rPr>
+              <w:t>。</w:t>
             </w:r>
           </w:p>
         </w:tc>
@@ -5109,7 +5216,7 @@
                 <w:sz w:val="21"/>
                 <w:szCs w:val="21"/>
               </w:rPr>
-              <w:t>通信过程中重要数据的机密性</w:t>
+              <w:t>网络边界访问控制信息的完整性</w:t>
             </w:r>
           </w:p>
         </w:tc>
@@ -5137,7 +5244,7 @@
                 <w:sz w:val="21"/>
                 <w:szCs w:val="21"/>
               </w:rPr>
-              <w:t>c</w:t>
+              <w:t>d</w:t>
             </w:r>
             <w:r>
               <w:rPr>
@@ -5159,7 +5266,7 @@
                 <w:sz w:val="21"/>
                 <w:szCs w:val="21"/>
               </w:rPr>
-              <w:t>应采用密码技术保证通信过程中重要数据的机密性</w:t>
+              <w:t>宜采用密码技术保证网络边界访问控制信息的完整性</w:t>
             </w:r>
             <w:r>
               <w:rPr>
@@ -5213,7 +5320,7 @@
                 <w:sz w:val="21"/>
                 <w:szCs w:val="21"/>
               </w:rPr>
-              <w:t>网络边界访问控制信息的完整性</w:t>
+              <w:t>安全接入认证</w:t>
             </w:r>
           </w:p>
         </w:tc>
@@ -5241,111 +5348,6 @@
                 <w:sz w:val="21"/>
                 <w:szCs w:val="21"/>
               </w:rPr>
-              <w:t>d</w:t>
-            </w:r>
-            <w:r>
-              <w:rPr>
-                <w:rFonts w:ascii="Times New Roman" w:hAnsi="Times New Roman" w:eastAsia="宋体"/>
-                <w:sz w:val="21"/>
-                <w:szCs w:val="21"/>
-              </w:rPr>
-              <w:t>)</w:t>
-            </w:r>
-            <w:r>
-              <w:rPr>
-                <w:rFonts w:hint="eastAsia" w:ascii="Times New Roman" w:hAnsi="Times New Roman"/>
-              </w:rPr>
-              <w:t xml:space="preserve"> </w:t>
-            </w:r>
-            <w:r>
-              <w:rPr>
-                <w:rFonts w:hint="eastAsia" w:ascii="Times New Roman" w:hAnsi="Times New Roman" w:eastAsia="宋体"/>
-                <w:sz w:val="21"/>
-                <w:szCs w:val="21"/>
-              </w:rPr>
-              <w:t>宜采用密码技术保证网络边界访问控制信息的完整性</w:t>
-            </w:r>
-            <w:r>
-              <w:rPr>
-                <w:rFonts w:ascii="Times New Roman" w:hAnsi="Times New Roman" w:eastAsia="宋体"/>
-                <w:sz w:val="21"/>
-                <w:szCs w:val="21"/>
-              </w:rPr>
-              <w:t>。</w:t>
-            </w:r>
-          </w:p>
-        </w:tc>
-      </w:tr>
-      <w:tr>
-        <w:tblPrEx>
-          <w:tblBorders>
-            <w:top w:val="single" w:color="auto" w:sz="4" w:space="0"/>
-            <w:left w:val="single" w:color="auto" w:sz="4" w:space="0"/>
-            <w:bottom w:val="single" w:color="auto" w:sz="4" w:space="0"/>
-            <w:right w:val="single" w:color="auto" w:sz="4" w:space="0"/>
-            <w:insideH w:val="single" w:color="auto" w:sz="4" w:space="0"/>
-            <w:insideV w:val="single" w:color="auto" w:sz="4" w:space="0"/>
-          </w:tblBorders>
-          <w:shd w:val="clear" w:color="auto" w:fill="EEECE1"/>
-          <w:tblCellMar>
-            <w:top w:w="0" w:type="dxa"/>
-            <w:left w:w="108" w:type="dxa"/>
-            <w:bottom w:w="0" w:type="dxa"/>
-            <w:right w:w="108" w:type="dxa"/>
-          </w:tblCellMar>
-        </w:tblPrEx>
-        <w:tc>
-          <w:tcPr>
-            <w:tcW w:w="1200" w:type="pct"/>
-            <w:shd w:val="clear" w:color="auto" w:fill="EEECE1"/>
-            <w:vAlign w:val="center"/>
-          </w:tcPr>
-          <w:p>
-            <w:pPr>
-              <w:pStyle w:val="36"/>
-              <w:spacing w:after="0"/>
-              <w:ind w:firstLine="0" w:firstLineChars="0"/>
-              <w:jc w:val="center"/>
-              <w:rPr>
-                <w:rFonts w:ascii="Times New Roman" w:hAnsi="Times New Roman"/>
-                <w:sz w:val="21"/>
-                <w:szCs w:val="21"/>
-              </w:rPr>
-            </w:pPr>
-            <w:r>
-              <w:rPr>
-                <w:rFonts w:hint="eastAsia" w:ascii="Times New Roman" w:hAnsi="Times New Roman"/>
-                <w:sz w:val="21"/>
-                <w:szCs w:val="21"/>
-              </w:rPr>
-              <w:t>安全接入认证</w:t>
-            </w:r>
-          </w:p>
-        </w:tc>
-        <w:tc>
-          <w:tcPr>
-            <w:tcW w:w="3800" w:type="pct"/>
-            <w:shd w:val="clear" w:color="auto" w:fill="EEECE1"/>
-            <w:vAlign w:val="center"/>
-          </w:tcPr>
-          <w:p>
-            <w:pPr>
-              <w:widowControl/>
-              <w:tabs>
-                <w:tab w:val="left" w:pos="180"/>
-              </w:tabs>
-              <w:rPr>
-                <w:rFonts w:ascii="Times New Roman" w:hAnsi="Times New Roman" w:eastAsia="宋体"/>
-                <w:sz w:val="21"/>
-                <w:szCs w:val="21"/>
-              </w:rPr>
-            </w:pPr>
-            <w:r>
-              <w:rPr>
-                <w:rFonts w:hint="eastAsia" w:ascii="Times New Roman" w:hAnsi="Times New Roman" w:eastAsia="宋体"/>
-                <w:sz w:val="21"/>
-                <w:szCs w:val="21"/>
-              </w:rPr>
               <w:t>e</w:t>
             </w:r>
             <w:r>
@@ -5389,14 +5391,14 @@
           <w:rFonts w:ascii="Times New Roman" w:hAnsi="Times New Roman"/>
         </w:rPr>
       </w:pPr>
-      <w:bookmarkStart w:id="118" w:name="_Toc11785"/>
+      <w:bookmarkStart w:id="118" w:name="_Toc178364363"/>
       <w:bookmarkStart w:id="119" w:name="_Toc32527"/>
-      <w:bookmarkStart w:id="120" w:name="_Toc32061"/>
-      <w:bookmarkStart w:id="121" w:name="_Toc178364363"/>
+      <w:bookmarkStart w:id="120" w:name="_Toc11785"/>
+      <w:bookmarkStart w:id="121" w:name="_Toc32061"/>
       <w:bookmarkStart w:id="122" w:name="_Toc15057"/>
       <w:bookmarkStart w:id="123" w:name="_Toc501534406"/>
-      <w:bookmarkStart w:id="124" w:name="_Toc21697"/>
-      <w:bookmarkStart w:id="125" w:name="_Toc178428865"/>
+      <w:bookmarkStart w:id="124" w:name="_Toc178428865"/>
+      <w:bookmarkStart w:id="125" w:name="_Toc21697"/>
       <w:r>
         <w:rPr>
           <w:rFonts w:hint="eastAsia" w:ascii="Times New Roman" w:hAnsi="Times New Roman"/>
@@ -5448,7 +5450,6 @@
             <w:insideH w:val="single" w:color="auto" w:sz="4" w:space="0"/>
             <w:insideV w:val="single" w:color="auto" w:sz="4" w:space="0"/>
           </w:tblBorders>
-          <w:shd w:val="clear" w:color="auto" w:fill="EEECE1"/>
           <w:tblCellMar>
             <w:top w:w="0" w:type="dxa"/>
             <w:left w:w="108" w:type="dxa"/>
@@ -5537,7 +5538,6 @@
             <w:insideH w:val="single" w:color="auto" w:sz="4" w:space="0"/>
             <w:insideV w:val="single" w:color="auto" w:sz="4" w:space="0"/>
           </w:tblBorders>
-          <w:shd w:val="clear" w:color="auto" w:fill="EEECE1"/>
           <w:tblCellMar>
             <w:top w:w="0" w:type="dxa"/>
             <w:left w:w="108" w:type="dxa"/>
@@ -5638,7 +5638,6 @@
             <w:insideH w:val="single" w:color="auto" w:sz="4" w:space="0"/>
             <w:insideV w:val="single" w:color="auto" w:sz="4" w:space="0"/>
           </w:tblBorders>
-          <w:shd w:val="clear" w:color="auto" w:fill="EEECE1"/>
           <w:tblCellMar>
             <w:top w:w="0" w:type="dxa"/>
             <w:left w:w="108" w:type="dxa"/>
@@ -5743,7 +5742,6 @@
             <w:insideH w:val="single" w:color="auto" w:sz="4" w:space="0"/>
             <w:insideV w:val="single" w:color="auto" w:sz="4" w:space="0"/>
           </w:tblBorders>
-          <w:shd w:val="clear" w:color="auto" w:fill="EEECE1"/>
           <w:tblCellMar>
             <w:top w:w="0" w:type="dxa"/>
             <w:left w:w="108" w:type="dxa"/>
@@ -5848,7 +5846,6 @@
             <w:insideH w:val="single" w:color="auto" w:sz="4" w:space="0"/>
             <w:insideV w:val="single" w:color="auto" w:sz="4" w:space="0"/>
           </w:tblBorders>
-          <w:shd w:val="clear" w:color="auto" w:fill="EEECE1"/>
           <w:tblCellMar>
             <w:top w:w="0" w:type="dxa"/>
             <w:left w:w="108" w:type="dxa"/>
@@ -5945,7 +5942,6 @@
             <w:insideH w:val="single" w:color="auto" w:sz="4" w:space="0"/>
             <w:insideV w:val="single" w:color="auto" w:sz="4" w:space="0"/>
           </w:tblBorders>
-          <w:shd w:val="clear" w:color="auto" w:fill="EEECE1"/>
           <w:tblCellMar>
             <w:top w:w="0" w:type="dxa"/>
             <w:left w:w="108" w:type="dxa"/>
@@ -6043,7 +6039,6 @@
             <w:insideH w:val="single" w:color="auto" w:sz="4" w:space="0"/>
             <w:insideV w:val="single" w:color="auto" w:sz="4" w:space="0"/>
           </w:tblBorders>
-          <w:shd w:val="clear" w:color="auto" w:fill="EEECE1"/>
           <w:tblCellMar>
             <w:top w:w="0" w:type="dxa"/>
             <w:left w:w="108" w:type="dxa"/>
@@ -6118,12 +6113,12 @@
       </w:pPr>
       <w:bookmarkStart w:id="126" w:name="_Toc6865"/>
       <w:bookmarkStart w:id="127" w:name="_Toc9912"/>
-      <w:bookmarkStart w:id="128" w:name="_Toc13489"/>
-      <w:bookmarkStart w:id="129" w:name="_Toc9930"/>
-      <w:bookmarkStart w:id="130" w:name="_Toc501534407"/>
+      <w:bookmarkStart w:id="128" w:name="_Toc178364364"/>
+      <w:bookmarkStart w:id="129" w:name="_Toc2572"/>
+      <w:bookmarkStart w:id="130" w:name="_Toc13489"/>
       <w:bookmarkStart w:id="131" w:name="_Toc178428866"/>
-      <w:bookmarkStart w:id="132" w:name="_Toc178364364"/>
-      <w:bookmarkStart w:id="133" w:name="_Toc2572"/>
+      <w:bookmarkStart w:id="132" w:name="_Toc9930"/>
+      <w:bookmarkStart w:id="133" w:name="_Toc501534407"/>
       <w:r>
         <w:rPr>
           <w:rFonts w:hint="eastAsia" w:ascii="Times New Roman" w:hAnsi="Times New Roman"/>
@@ -6261,7 +6256,6 @@
             <w:insideH w:val="single" w:color="auto" w:sz="4" w:space="0"/>
             <w:insideV w:val="single" w:color="auto" w:sz="4" w:space="0"/>
           </w:tblBorders>
-          <w:shd w:val="clear" w:color="auto" w:fill="EEECE1"/>
           <w:tblCellMar>
             <w:top w:w="0" w:type="dxa"/>
             <w:left w:w="108" w:type="dxa"/>
@@ -6368,7 +6362,6 @@
             <w:insideH w:val="single" w:color="auto" w:sz="4" w:space="0"/>
             <w:insideV w:val="single" w:color="auto" w:sz="4" w:space="0"/>
           </w:tblBorders>
-          <w:shd w:val="clear" w:color="auto" w:fill="EEECE1"/>
           <w:tblCellMar>
             <w:top w:w="0" w:type="dxa"/>
             <w:left w:w="108" w:type="dxa"/>
@@ -6464,7 +6457,6 @@
             <w:insideH w:val="single" w:color="auto" w:sz="4" w:space="0"/>
             <w:insideV w:val="single" w:color="auto" w:sz="4" w:space="0"/>
           </w:tblBorders>
-          <w:shd w:val="clear" w:color="auto" w:fill="EEECE1"/>
           <w:tblCellMar>
             <w:top w:w="0" w:type="dxa"/>
             <w:left w:w="108" w:type="dxa"/>
@@ -6568,7 +6560,6 @@
             <w:insideH w:val="single" w:color="auto" w:sz="4" w:space="0"/>
             <w:insideV w:val="single" w:color="auto" w:sz="4" w:space="0"/>
           </w:tblBorders>
-          <w:shd w:val="clear" w:color="auto" w:fill="EEECE1"/>
           <w:tblCellMar>
             <w:top w:w="0" w:type="dxa"/>
             <w:left w:w="108" w:type="dxa"/>
@@ -6672,7 +6663,6 @@
             <w:insideH w:val="single" w:color="auto" w:sz="4" w:space="0"/>
             <w:insideV w:val="single" w:color="auto" w:sz="4" w:space="0"/>
           </w:tblBorders>
-          <w:shd w:val="clear" w:color="auto" w:fill="EEECE1"/>
           <w:tblCellMar>
             <w:top w:w="0" w:type="dxa"/>
             <w:left w:w="108" w:type="dxa"/>
@@ -6776,7 +6766,6 @@
             <w:insideH w:val="single" w:color="auto" w:sz="4" w:space="0"/>
             <w:insideV w:val="single" w:color="auto" w:sz="4" w:space="0"/>
           </w:tblBorders>
-          <w:shd w:val="clear" w:color="auto" w:fill="EEECE1"/>
           <w:tblCellMar>
             <w:top w:w="0" w:type="dxa"/>
             <w:left w:w="108" w:type="dxa"/>
@@ -6880,7 +6869,6 @@
             <w:insideH w:val="single" w:color="auto" w:sz="4" w:space="0"/>
             <w:insideV w:val="single" w:color="auto" w:sz="4" w:space="0"/>
           </w:tblBorders>
-          <w:shd w:val="clear" w:color="auto" w:fill="EEECE1"/>
           <w:tblCellMar>
             <w:top w:w="0" w:type="dxa"/>
             <w:left w:w="108" w:type="dxa"/>
@@ -6954,7 +6942,6 @@
             <w:insideH w:val="single" w:color="auto" w:sz="4" w:space="0"/>
             <w:insideV w:val="single" w:color="auto" w:sz="4" w:space="0"/>
           </w:tblBorders>
-          <w:shd w:val="clear" w:color="auto" w:fill="EEECE1"/>
           <w:tblCellMar>
             <w:top w:w="0" w:type="dxa"/>
             <w:left w:w="108" w:type="dxa"/>
@@ -8014,14 +8001,14 @@
           <w:rFonts w:ascii="Times New Roman" w:hAnsi="Times New Roman"/>
         </w:rPr>
       </w:pPr>
-      <w:bookmarkStart w:id="142" w:name="_Toc9698"/>
-      <w:bookmarkStart w:id="143" w:name="_Toc3328"/>
+      <w:bookmarkStart w:id="142" w:name="_Toc3328"/>
+      <w:bookmarkStart w:id="143" w:name="_Toc6933"/>
       <w:bookmarkStart w:id="144" w:name="_Toc178364366"/>
       <w:bookmarkStart w:id="145" w:name="_Toc5330"/>
-      <w:bookmarkStart w:id="146" w:name="_Toc6933"/>
-      <w:bookmarkStart w:id="147" w:name="_Toc501534409"/>
-      <w:bookmarkStart w:id="148" w:name="_Toc178428868"/>
-      <w:bookmarkStart w:id="149" w:name="_Toc26683"/>
+      <w:bookmarkStart w:id="146" w:name="_Toc178428868"/>
+      <w:bookmarkStart w:id="147" w:name="_Toc26683"/>
+      <w:bookmarkStart w:id="148" w:name="_Toc501534409"/>
+      <w:bookmarkStart w:id="149" w:name="_Toc9698"/>
       <w:r>
         <w:rPr>
           <w:rFonts w:hint="eastAsia" w:ascii="Times New Roman" w:hAnsi="Times New Roman"/>
@@ -8073,7 +8060,6 @@
             <w:insideH w:val="single" w:color="auto" w:sz="4" w:space="0"/>
             <w:insideV w:val="single" w:color="auto" w:sz="4" w:space="0"/>
           </w:tblBorders>
-          <w:shd w:val="clear" w:color="auto" w:fill="EEECE1"/>
           <w:tblCellMar>
             <w:top w:w="0" w:type="dxa"/>
             <w:left w:w="108" w:type="dxa"/>
@@ -8305,7 +8291,6 @@
             <w:insideH w:val="single" w:color="auto" w:sz="4" w:space="0"/>
             <w:insideV w:val="single" w:color="auto" w:sz="4" w:space="0"/>
           </w:tblBorders>
-          <w:shd w:val="clear" w:color="auto" w:fill="EEECE1"/>
           <w:tblCellMar>
             <w:top w:w="0" w:type="dxa"/>
             <w:left w:w="108" w:type="dxa"/>
@@ -8441,7 +8426,6 @@
             <w:insideH w:val="single" w:color="auto" w:sz="4" w:space="0"/>
             <w:insideV w:val="single" w:color="auto" w:sz="4" w:space="0"/>
           </w:tblBorders>
-          <w:shd w:val="clear" w:color="auto" w:fill="EEECE1"/>
           <w:tblCellMar>
             <w:top w:w="0" w:type="dxa"/>
             <w:left w:w="108" w:type="dxa"/>
@@ -8495,6 +8479,375 @@
                 <w:szCs w:val="21"/>
               </w:rPr>
               <w:t>e）应明确相关密码应用安全管理制度和操作规程的发布流程并进行版本控制；</w:t>
+            </w:r>
+          </w:p>
+        </w:tc>
+      </w:tr>
+      <w:tr>
+        <w:tblPrEx>
+          <w:tblBorders>
+            <w:top w:val="single" w:color="auto" w:sz="4" w:space="0"/>
+            <w:left w:val="single" w:color="auto" w:sz="4" w:space="0"/>
+            <w:bottom w:val="single" w:color="auto" w:sz="4" w:space="0"/>
+            <w:right w:val="single" w:color="auto" w:sz="4" w:space="0"/>
+            <w:insideH w:val="single" w:color="auto" w:sz="4" w:space="0"/>
+            <w:insideV w:val="single" w:color="auto" w:sz="4" w:space="0"/>
+          </w:tblBorders>
+          <w:tblCellMar>
+            <w:top w:w="0" w:type="dxa"/>
+            <w:left w:w="108" w:type="dxa"/>
+            <w:bottom w:w="0" w:type="dxa"/>
+            <w:right w:w="108" w:type="dxa"/>
+          </w:tblCellMar>
+        </w:tblPrEx>
+        <w:tc>
+          <w:tcPr>
+            <w:tcW w:w="1111" w:type="pct"/>
+            <w:vMerge w:val="continue"/>
+            <w:shd w:val="clear" w:color="auto" w:fill="EEECE1"/>
+            <w:vAlign w:val="center"/>
+          </w:tcPr>
+          <w:p>
+            <w:pPr>
+              <w:widowControl/>
+              <w:tabs>
+                <w:tab w:val="left" w:pos="180"/>
+              </w:tabs>
+              <w:jc w:val="center"/>
+              <w:rPr>
+                <w:rFonts w:ascii="Times New Roman" w:hAnsi="Times New Roman" w:eastAsia="宋体"/>
+                <w:sz w:val="21"/>
+                <w:szCs w:val="21"/>
+              </w:rPr>
+            </w:pPr>
+          </w:p>
+        </w:tc>
+        <w:tc>
+          <w:tcPr>
+            <w:tcW w:w="3889" w:type="pct"/>
+            <w:shd w:val="clear" w:color="auto" w:fill="EEECE1"/>
+            <w:vAlign w:val="center"/>
+          </w:tcPr>
+          <w:p>
+            <w:pPr>
+              <w:pStyle w:val="76"/>
+              <w:spacing w:before="156" w:after="156"/>
+              <w:ind w:firstLine="0" w:firstLineChars="0"/>
+              <w:rPr>
+                <w:rFonts w:ascii="Times New Roman" w:hAnsi="Times New Roman" w:eastAsia="宋体"/>
+                <w:sz w:val="21"/>
+                <w:szCs w:val="21"/>
+              </w:rPr>
+            </w:pPr>
+            <w:r>
+              <w:rPr>
+                <w:rFonts w:ascii="Times New Roman" w:hAnsi="Times New Roman" w:eastAsia="宋体"/>
+                <w:sz w:val="21"/>
+                <w:szCs w:val="21"/>
+              </w:rPr>
+              <w:t>f）应具有密码应用操作规程的相关执行记录并妥善保存。</w:t>
+            </w:r>
+          </w:p>
+        </w:tc>
+      </w:tr>
+      <w:tr>
+        <w:tblPrEx>
+          <w:tblBorders>
+            <w:top w:val="single" w:color="auto" w:sz="4" w:space="0"/>
+            <w:left w:val="single" w:color="auto" w:sz="4" w:space="0"/>
+            <w:bottom w:val="single" w:color="auto" w:sz="4" w:space="0"/>
+            <w:right w:val="single" w:color="auto" w:sz="4" w:space="0"/>
+            <w:insideH w:val="single" w:color="auto" w:sz="4" w:space="0"/>
+            <w:insideV w:val="single" w:color="auto" w:sz="4" w:space="0"/>
+          </w:tblBorders>
+          <w:tblCellMar>
+            <w:top w:w="0" w:type="dxa"/>
+            <w:left w:w="108" w:type="dxa"/>
+            <w:bottom w:w="0" w:type="dxa"/>
+            <w:right w:w="108" w:type="dxa"/>
+          </w:tblCellMar>
+        </w:tblPrEx>
+        <w:tc>
+          <w:tcPr>
+            <w:tcW w:w="1111" w:type="pct"/>
+            <w:vMerge w:val="restart"/>
+            <w:shd w:val="clear" w:color="auto" w:fill="EEECE1"/>
+            <w:vAlign w:val="center"/>
+          </w:tcPr>
+          <w:p>
+            <w:pPr>
+              <w:widowControl/>
+              <w:tabs>
+                <w:tab w:val="left" w:pos="180"/>
+              </w:tabs>
+              <w:jc w:val="center"/>
+              <w:rPr>
+                <w:rFonts w:ascii="Times New Roman" w:hAnsi="Times New Roman" w:eastAsia="宋体"/>
+                <w:sz w:val="21"/>
+                <w:szCs w:val="21"/>
+              </w:rPr>
+            </w:pPr>
+            <w:r>
+              <w:rPr>
+                <w:rFonts w:hint="eastAsia" w:ascii="Times New Roman" w:hAnsi="Times New Roman" w:eastAsia="宋体"/>
+                <w:sz w:val="21"/>
+                <w:szCs w:val="21"/>
+              </w:rPr>
+              <w:t>人员管理</w:t>
+            </w:r>
+          </w:p>
+        </w:tc>
+        <w:tc>
+          <w:tcPr>
+            <w:tcW w:w="3889" w:type="pct"/>
+            <w:shd w:val="clear" w:color="auto" w:fill="EEECE1"/>
+            <w:vAlign w:val="center"/>
+          </w:tcPr>
+          <w:p>
+            <w:pPr>
+              <w:pStyle w:val="76"/>
+              <w:spacing w:before="156" w:after="156"/>
+              <w:ind w:firstLine="0" w:firstLineChars="0"/>
+              <w:rPr>
+                <w:rFonts w:ascii="Times New Roman" w:hAnsi="Times New Roman" w:eastAsia="宋体"/>
+                <w:sz w:val="21"/>
+                <w:szCs w:val="21"/>
+              </w:rPr>
+            </w:pPr>
+            <w:r>
+              <w:rPr>
+                <w:rFonts w:ascii="Times New Roman" w:hAnsi="Times New Roman" w:eastAsia="宋体"/>
+                <w:sz w:val="21"/>
+                <w:szCs w:val="21"/>
+              </w:rPr>
+              <w:t>a）相关人员应了解并遵守密码相关法律法规、密码应用安全管理制度；</w:t>
+            </w:r>
+          </w:p>
+        </w:tc>
+      </w:tr>
+      <w:tr>
+        <w:tblPrEx>
+          <w:tblBorders>
+            <w:top w:val="single" w:color="auto" w:sz="4" w:space="0"/>
+            <w:left w:val="single" w:color="auto" w:sz="4" w:space="0"/>
+            <w:bottom w:val="single" w:color="auto" w:sz="4" w:space="0"/>
+            <w:right w:val="single" w:color="auto" w:sz="4" w:space="0"/>
+            <w:insideH w:val="single" w:color="auto" w:sz="4" w:space="0"/>
+            <w:insideV w:val="single" w:color="auto" w:sz="4" w:space="0"/>
+          </w:tblBorders>
+          <w:tblCellMar>
+            <w:top w:w="0" w:type="dxa"/>
+            <w:left w:w="108" w:type="dxa"/>
+            <w:bottom w:w="0" w:type="dxa"/>
+            <w:right w:w="108" w:type="dxa"/>
+          </w:tblCellMar>
+        </w:tblPrEx>
+        <w:tc>
+          <w:tcPr>
+            <w:tcW w:w="1111" w:type="pct"/>
+            <w:vMerge w:val="continue"/>
+            <w:shd w:val="clear" w:color="auto" w:fill="EEECE1"/>
+            <w:vAlign w:val="center"/>
+          </w:tcPr>
+          <w:p>
+            <w:pPr>
+              <w:widowControl/>
+              <w:tabs>
+                <w:tab w:val="left" w:pos="180"/>
+              </w:tabs>
+              <w:jc w:val="center"/>
+              <w:rPr>
+                <w:rFonts w:ascii="Times New Roman" w:hAnsi="Times New Roman" w:eastAsia="宋体"/>
+                <w:sz w:val="21"/>
+                <w:szCs w:val="21"/>
+              </w:rPr>
+            </w:pPr>
+          </w:p>
+        </w:tc>
+        <w:tc>
+          <w:tcPr>
+            <w:tcW w:w="3889" w:type="pct"/>
+            <w:shd w:val="clear" w:color="auto" w:fill="EEECE1"/>
+            <w:vAlign w:val="center"/>
+          </w:tcPr>
+          <w:p>
+            <w:pPr>
+              <w:pStyle w:val="76"/>
+              <w:spacing w:before="156" w:after="156"/>
+              <w:ind w:firstLine="0" w:firstLineChars="0"/>
+              <w:rPr>
+                <w:rFonts w:ascii="Times New Roman" w:hAnsi="Times New Roman" w:eastAsia="宋体"/>
+                <w:sz w:val="21"/>
+                <w:szCs w:val="21"/>
+              </w:rPr>
+            </w:pPr>
+            <w:r>
+              <w:rPr>
+                <w:rFonts w:ascii="Times New Roman" w:hAnsi="Times New Roman" w:eastAsia="宋体"/>
+                <w:sz w:val="21"/>
+                <w:szCs w:val="21"/>
+              </w:rPr>
+              <w:t>b</w:t>
+            </w:r>
+            <w:r>
+              <w:rPr>
+                <w:rFonts w:hint="eastAsia" w:ascii="Times New Roman" w:hAnsi="Times New Roman" w:eastAsia="宋体"/>
+                <w:sz w:val="21"/>
+                <w:szCs w:val="21"/>
+              </w:rPr>
+              <w:t>）</w:t>
+            </w:r>
+            <w:r>
+              <w:rPr>
+                <w:rFonts w:ascii="Times New Roman" w:hAnsi="Times New Roman" w:eastAsia="宋体"/>
+                <w:sz w:val="21"/>
+                <w:szCs w:val="21"/>
+              </w:rPr>
+              <w:t>应建立密码应用岗位责任制度，明确各岗位在安全系统中的职责和权限：</w:t>
+            </w:r>
+          </w:p>
+          <w:p>
+            <w:pPr>
+              <w:pStyle w:val="76"/>
+              <w:spacing w:before="156" w:after="156"/>
+              <w:ind w:left="240" w:leftChars="100" w:firstLine="0" w:firstLineChars="0"/>
+              <w:rPr>
+                <w:rFonts w:ascii="Times New Roman" w:hAnsi="Times New Roman" w:eastAsia="宋体"/>
+                <w:sz w:val="21"/>
+                <w:szCs w:val="21"/>
+              </w:rPr>
+            </w:pPr>
+            <w:r>
+              <w:rPr>
+                <w:rFonts w:ascii="Times New Roman" w:hAnsi="Times New Roman" w:eastAsia="宋体"/>
+                <w:sz w:val="21"/>
+                <w:szCs w:val="21"/>
+              </w:rPr>
+              <w:t>1</w:t>
+            </w:r>
+            <w:r>
+              <w:rPr>
+                <w:rFonts w:hint="eastAsia" w:ascii="Times New Roman" w:hAnsi="Times New Roman" w:eastAsia="宋体"/>
+                <w:sz w:val="21"/>
+                <w:szCs w:val="21"/>
+              </w:rPr>
+              <w:t>）</w:t>
+            </w:r>
+            <w:r>
+              <w:rPr>
+                <w:rFonts w:ascii="Times New Roman" w:hAnsi="Times New Roman" w:eastAsia="宋体"/>
+                <w:sz w:val="21"/>
+                <w:szCs w:val="21"/>
+              </w:rPr>
+              <w:t>根据密码应用的实际情况，设置密钥管理员、密码安全审计员、密码操作员等关键安全岗位；</w:t>
+            </w:r>
+          </w:p>
+          <w:p>
+            <w:pPr>
+              <w:pStyle w:val="76"/>
+              <w:spacing w:before="156" w:after="156"/>
+              <w:ind w:left="240" w:leftChars="100" w:firstLine="0" w:firstLineChars="0"/>
+              <w:rPr>
+                <w:rFonts w:ascii="Times New Roman" w:hAnsi="Times New Roman" w:eastAsia="宋体"/>
+                <w:sz w:val="21"/>
+                <w:szCs w:val="21"/>
+              </w:rPr>
+            </w:pPr>
+            <w:r>
+              <w:rPr>
+                <w:rFonts w:ascii="Times New Roman" w:hAnsi="Times New Roman" w:eastAsia="宋体"/>
+                <w:sz w:val="21"/>
+                <w:szCs w:val="21"/>
+              </w:rPr>
+              <w:t>2</w:t>
+            </w:r>
+            <w:r>
+              <w:rPr>
+                <w:rFonts w:hint="eastAsia" w:ascii="Times New Roman" w:hAnsi="Times New Roman" w:eastAsia="宋体"/>
+                <w:sz w:val="21"/>
+                <w:szCs w:val="21"/>
+              </w:rPr>
+              <w:t>）</w:t>
+            </w:r>
+            <w:r>
+              <w:rPr>
+                <w:rFonts w:ascii="Times New Roman" w:hAnsi="Times New Roman" w:eastAsia="宋体"/>
+                <w:sz w:val="21"/>
+                <w:szCs w:val="21"/>
+              </w:rPr>
+              <w:t>对关键岗位建立多人共管机制；</w:t>
+            </w:r>
+          </w:p>
+          <w:p>
+            <w:pPr>
+              <w:pStyle w:val="76"/>
+              <w:spacing w:before="156" w:after="156"/>
+              <w:ind w:left="240" w:leftChars="100" w:firstLine="0" w:firstLineChars="0"/>
+              <w:rPr>
+                <w:rFonts w:ascii="Times New Roman" w:hAnsi="Times New Roman" w:eastAsia="宋体"/>
+                <w:sz w:val="21"/>
+                <w:szCs w:val="21"/>
+              </w:rPr>
+            </w:pPr>
+            <w:r>
+              <w:rPr>
+                <w:rFonts w:ascii="Times New Roman" w:hAnsi="Times New Roman" w:eastAsia="宋体"/>
+                <w:sz w:val="21"/>
+                <w:szCs w:val="21"/>
+              </w:rPr>
+              <w:t>3</w:t>
+            </w:r>
+            <w:r>
+              <w:rPr>
+                <w:rFonts w:hint="eastAsia" w:ascii="Times New Roman" w:hAnsi="Times New Roman" w:eastAsia="宋体"/>
+                <w:sz w:val="21"/>
+                <w:szCs w:val="21"/>
+              </w:rPr>
+              <w:t>）</w:t>
+            </w:r>
+            <w:r>
+              <w:rPr>
+                <w:rFonts w:ascii="Times New Roman" w:hAnsi="Times New Roman" w:eastAsia="宋体"/>
+                <w:sz w:val="21"/>
+                <w:szCs w:val="21"/>
+              </w:rPr>
+              <w:t>密钥管理、密码安全审计、密码操作人员职责互相制约互相监督，其中密码安全审计员岗位不可与密钥管理员、密码操作员兼任；</w:t>
+            </w:r>
+          </w:p>
+          <w:p>
+            <w:pPr>
+              <w:pStyle w:val="76"/>
+              <w:spacing w:before="156" w:after="156"/>
+              <w:ind w:left="240" w:leftChars="100" w:firstLine="0" w:firstLineChars="0"/>
+              <w:rPr>
+                <w:rFonts w:ascii="Times New Roman" w:hAnsi="Times New Roman" w:eastAsia="宋体"/>
+                <w:sz w:val="21"/>
+                <w:szCs w:val="21"/>
+              </w:rPr>
+            </w:pPr>
+            <w:r>
+              <w:rPr>
+                <w:rFonts w:ascii="Times New Roman" w:hAnsi="Times New Roman" w:eastAsia="宋体"/>
+                <w:sz w:val="21"/>
+                <w:szCs w:val="21"/>
+              </w:rPr>
+              <w:t>4</w:t>
+            </w:r>
+            <w:r>
+              <w:rPr>
+                <w:rFonts w:hint="eastAsia" w:ascii="Times New Roman" w:hAnsi="Times New Roman" w:eastAsia="宋体"/>
+                <w:sz w:val="21"/>
+                <w:szCs w:val="21"/>
+              </w:rPr>
+              <w:t>）</w:t>
+            </w:r>
+            <w:r>
+              <w:rPr>
+                <w:rFonts w:ascii="Times New Roman" w:hAnsi="Times New Roman" w:eastAsia="宋体"/>
+                <w:sz w:val="21"/>
+                <w:szCs w:val="21"/>
+              </w:rPr>
+              <w:t>相关设备与系统的管理和使用账号不得多人共用。</w:t>
             </w:r>
           </w:p>
         </w:tc>
@@ -8562,7 +8915,23 @@
                 <w:sz w:val="21"/>
                 <w:szCs w:val="21"/>
               </w:rPr>
-              <w:t>f）应具有密码应用操作规程的相关执行记录并妥善保存。</w:t>
+              <w:t>c</w:t>
+            </w:r>
+            <w:r>
+              <w:rPr>
+                <w:rFonts w:hint="eastAsia" w:ascii="Times New Roman" w:hAnsi="Times New Roman" w:eastAsia="宋体"/>
+                <w:sz w:val="21"/>
+                <w:szCs w:val="21"/>
+              </w:rPr>
+              <w:t>）</w:t>
+            </w:r>
+            <w:r>
+              <w:rPr>
+                <w:rFonts w:ascii="Times New Roman" w:hAnsi="Times New Roman" w:eastAsia="宋体"/>
+                <w:sz w:val="21"/>
+                <w:szCs w:val="21"/>
+              </w:rPr>
+              <w:t>应建立上岗人员培训制度，对于涉及密码的操作和管理的人员进行专门培训，确保其具备岗位所需专业技能；</w:t>
             </w:r>
           </w:p>
         </w:tc>
@@ -8588,7 +8957,7 @@
         <w:tc>
           <w:tcPr>
             <w:tcW w:w="1111" w:type="pct"/>
-            <w:vMerge w:val="restart"/>
+            <w:vMerge w:val="continue"/>
             <w:shd w:val="clear" w:color="auto" w:fill="EEECE1"/>
             <w:vAlign w:val="center"/>
           </w:tcPr>
@@ -8605,14 +8974,6 @@
                 <w:szCs w:val="21"/>
               </w:rPr>
             </w:pPr>
-            <w:r>
-              <w:rPr>
-                <w:rFonts w:hint="eastAsia" w:ascii="Times New Roman" w:hAnsi="Times New Roman" w:eastAsia="宋体"/>
-                <w:sz w:val="21"/>
-                <w:szCs w:val="21"/>
-              </w:rPr>
-              <w:t>人员管理</w:t>
-            </w:r>
           </w:p>
         </w:tc>
         <w:tc>
@@ -8638,7 +8999,591 @@
                 <w:sz w:val="21"/>
                 <w:szCs w:val="21"/>
               </w:rPr>
-              <w:t>a）相关人员应了解并遵守密码相关法律法规、密码应用安全管理制度；</w:t>
+              <w:t>d</w:t>
+            </w:r>
+            <w:r>
+              <w:rPr>
+                <w:rFonts w:hint="eastAsia" w:ascii="Times New Roman" w:hAnsi="Times New Roman" w:eastAsia="宋体"/>
+                <w:sz w:val="21"/>
+                <w:szCs w:val="21"/>
+              </w:rPr>
+              <w:t>）</w:t>
+            </w:r>
+            <w:r>
+              <w:rPr>
+                <w:rFonts w:ascii="Times New Roman" w:hAnsi="Times New Roman" w:eastAsia="宋体"/>
+                <w:sz w:val="21"/>
+                <w:szCs w:val="21"/>
+              </w:rPr>
+              <w:t>应定期对密码应用安全岗位人员进行考核；</w:t>
+            </w:r>
+          </w:p>
+        </w:tc>
+      </w:tr>
+      <w:tr>
+        <w:tblPrEx>
+          <w:tblBorders>
+            <w:top w:val="single" w:color="auto" w:sz="4" w:space="0"/>
+            <w:left w:val="single" w:color="auto" w:sz="4" w:space="0"/>
+            <w:bottom w:val="single" w:color="auto" w:sz="4" w:space="0"/>
+            <w:right w:val="single" w:color="auto" w:sz="4" w:space="0"/>
+            <w:insideH w:val="single" w:color="auto" w:sz="4" w:space="0"/>
+            <w:insideV w:val="single" w:color="auto" w:sz="4" w:space="0"/>
+          </w:tblBorders>
+          <w:tblCellMar>
+            <w:top w:w="0" w:type="dxa"/>
+            <w:left w:w="108" w:type="dxa"/>
+            <w:bottom w:w="0" w:type="dxa"/>
+            <w:right w:w="108" w:type="dxa"/>
+          </w:tblCellMar>
+        </w:tblPrEx>
+        <w:tc>
+          <w:tcPr>
+            <w:tcW w:w="1111" w:type="pct"/>
+            <w:vMerge w:val="continue"/>
+            <w:shd w:val="clear" w:color="auto" w:fill="EEECE1"/>
+            <w:vAlign w:val="center"/>
+          </w:tcPr>
+          <w:p>
+            <w:pPr>
+              <w:widowControl/>
+              <w:tabs>
+                <w:tab w:val="left" w:pos="180"/>
+              </w:tabs>
+              <w:jc w:val="center"/>
+              <w:rPr>
+                <w:rFonts w:ascii="Times New Roman" w:hAnsi="Times New Roman" w:eastAsia="宋体"/>
+                <w:sz w:val="21"/>
+                <w:szCs w:val="21"/>
+              </w:rPr>
+            </w:pPr>
+          </w:p>
+        </w:tc>
+        <w:tc>
+          <w:tcPr>
+            <w:tcW w:w="3889" w:type="pct"/>
+            <w:shd w:val="clear" w:color="auto" w:fill="EEECE1"/>
+            <w:vAlign w:val="center"/>
+          </w:tcPr>
+          <w:p>
+            <w:pPr>
+              <w:pStyle w:val="76"/>
+              <w:spacing w:before="156" w:after="156"/>
+              <w:ind w:firstLine="0" w:firstLineChars="0"/>
+              <w:rPr>
+                <w:rFonts w:ascii="Times New Roman" w:hAnsi="Times New Roman" w:eastAsia="宋体"/>
+                <w:sz w:val="21"/>
+                <w:szCs w:val="21"/>
+              </w:rPr>
+            </w:pPr>
+            <w:r>
+              <w:rPr>
+                <w:rFonts w:ascii="Times New Roman" w:hAnsi="Times New Roman" w:eastAsia="宋体"/>
+                <w:sz w:val="21"/>
+                <w:szCs w:val="21"/>
+              </w:rPr>
+              <w:t>e</w:t>
+            </w:r>
+            <w:r>
+              <w:rPr>
+                <w:rFonts w:hint="eastAsia" w:ascii="Times New Roman" w:hAnsi="Times New Roman" w:eastAsia="宋体"/>
+                <w:sz w:val="21"/>
+                <w:szCs w:val="21"/>
+              </w:rPr>
+              <w:t>）</w:t>
+            </w:r>
+            <w:r>
+              <w:rPr>
+                <w:rFonts w:ascii="Times New Roman" w:hAnsi="Times New Roman" w:eastAsia="宋体"/>
+                <w:sz w:val="21"/>
+                <w:szCs w:val="21"/>
+              </w:rPr>
+              <w:t>应建立关键人员保密制度和调离制度，签订保密合同，承担保密义务。</w:t>
+            </w:r>
+          </w:p>
+        </w:tc>
+      </w:tr>
+      <w:tr>
+        <w:tblPrEx>
+          <w:tblBorders>
+            <w:top w:val="single" w:color="auto" w:sz="4" w:space="0"/>
+            <w:left w:val="single" w:color="auto" w:sz="4" w:space="0"/>
+            <w:bottom w:val="single" w:color="auto" w:sz="4" w:space="0"/>
+            <w:right w:val="single" w:color="auto" w:sz="4" w:space="0"/>
+            <w:insideH w:val="single" w:color="auto" w:sz="4" w:space="0"/>
+            <w:insideV w:val="single" w:color="auto" w:sz="4" w:space="0"/>
+          </w:tblBorders>
+          <w:tblCellMar>
+            <w:top w:w="0" w:type="dxa"/>
+            <w:left w:w="108" w:type="dxa"/>
+            <w:bottom w:w="0" w:type="dxa"/>
+            <w:right w:w="108" w:type="dxa"/>
+          </w:tblCellMar>
+        </w:tblPrEx>
+        <w:tc>
+          <w:tcPr>
+            <w:tcW w:w="1111" w:type="pct"/>
+            <w:vMerge w:val="restart"/>
+            <w:shd w:val="clear" w:color="auto" w:fill="EEECE1"/>
+            <w:vAlign w:val="center"/>
+          </w:tcPr>
+          <w:p>
+            <w:pPr>
+              <w:widowControl/>
+              <w:tabs>
+                <w:tab w:val="left" w:pos="180"/>
+              </w:tabs>
+              <w:jc w:val="center"/>
+              <w:rPr>
+                <w:rFonts w:ascii="Times New Roman" w:hAnsi="Times New Roman" w:eastAsia="宋体"/>
+                <w:sz w:val="21"/>
+                <w:szCs w:val="21"/>
+              </w:rPr>
+            </w:pPr>
+            <w:r>
+              <w:rPr>
+                <w:rFonts w:hint="eastAsia" w:ascii="Times New Roman" w:hAnsi="Times New Roman" w:eastAsia="宋体"/>
+                <w:sz w:val="21"/>
+                <w:szCs w:val="21"/>
+              </w:rPr>
+              <w:t>建设运行</w:t>
+            </w:r>
+          </w:p>
+        </w:tc>
+        <w:tc>
+          <w:tcPr>
+            <w:tcW w:w="3889" w:type="pct"/>
+            <w:shd w:val="clear" w:color="auto" w:fill="EEECE1"/>
+            <w:vAlign w:val="center"/>
+          </w:tcPr>
+          <w:p>
+            <w:pPr>
+              <w:pStyle w:val="76"/>
+              <w:spacing w:before="156" w:after="156"/>
+              <w:ind w:firstLine="0" w:firstLineChars="0"/>
+              <w:rPr>
+                <w:rFonts w:ascii="Times New Roman" w:hAnsi="Times New Roman" w:eastAsia="宋体"/>
+                <w:sz w:val="21"/>
+                <w:szCs w:val="21"/>
+              </w:rPr>
+            </w:pPr>
+            <w:r>
+              <w:rPr>
+                <w:rFonts w:ascii="Times New Roman" w:hAnsi="Times New Roman" w:eastAsia="宋体"/>
+                <w:sz w:val="21"/>
+                <w:szCs w:val="21"/>
+              </w:rPr>
+              <w:t>a）应依据密码相关标准和密码应用需求，制定密码应用方案；</w:t>
+            </w:r>
+          </w:p>
+        </w:tc>
+      </w:tr>
+      <w:tr>
+        <w:tblPrEx>
+          <w:tblBorders>
+            <w:top w:val="single" w:color="auto" w:sz="4" w:space="0"/>
+            <w:left w:val="single" w:color="auto" w:sz="4" w:space="0"/>
+            <w:bottom w:val="single" w:color="auto" w:sz="4" w:space="0"/>
+            <w:right w:val="single" w:color="auto" w:sz="4" w:space="0"/>
+            <w:insideH w:val="single" w:color="auto" w:sz="4" w:space="0"/>
+            <w:insideV w:val="single" w:color="auto" w:sz="4" w:space="0"/>
+          </w:tblBorders>
+          <w:tblCellMar>
+            <w:top w:w="0" w:type="dxa"/>
+            <w:left w:w="108" w:type="dxa"/>
+            <w:bottom w:w="0" w:type="dxa"/>
+            <w:right w:w="108" w:type="dxa"/>
+          </w:tblCellMar>
+        </w:tblPrEx>
+        <w:tc>
+          <w:tcPr>
+            <w:tcW w:w="1111" w:type="pct"/>
+            <w:vMerge w:val="continue"/>
+            <w:shd w:val="clear" w:color="auto" w:fill="EEECE1"/>
+            <w:vAlign w:val="center"/>
+          </w:tcPr>
+          <w:p>
+            <w:pPr>
+              <w:widowControl/>
+              <w:tabs>
+                <w:tab w:val="left" w:pos="180"/>
+              </w:tabs>
+              <w:jc w:val="center"/>
+              <w:rPr>
+                <w:rFonts w:ascii="Times New Roman" w:hAnsi="Times New Roman" w:eastAsia="宋体"/>
+                <w:sz w:val="21"/>
+                <w:szCs w:val="21"/>
+              </w:rPr>
+            </w:pPr>
+          </w:p>
+        </w:tc>
+        <w:tc>
+          <w:tcPr>
+            <w:tcW w:w="3889" w:type="pct"/>
+            <w:shd w:val="clear" w:color="auto" w:fill="EEECE1"/>
+            <w:vAlign w:val="center"/>
+          </w:tcPr>
+          <w:p>
+            <w:pPr>
+              <w:pStyle w:val="76"/>
+              <w:spacing w:before="156" w:after="156"/>
+              <w:ind w:firstLine="0" w:firstLineChars="0"/>
+              <w:rPr>
+                <w:rFonts w:ascii="Times New Roman" w:hAnsi="Times New Roman" w:eastAsia="宋体"/>
+                <w:sz w:val="21"/>
+                <w:szCs w:val="21"/>
+              </w:rPr>
+            </w:pPr>
+            <w:r>
+              <w:rPr>
+                <w:rFonts w:ascii="Times New Roman" w:hAnsi="Times New Roman" w:eastAsia="宋体"/>
+                <w:sz w:val="21"/>
+                <w:szCs w:val="21"/>
+              </w:rPr>
+              <w:t>b）应根据密码应用方案，确定系统涉及的密钥种类、体系及其生命周期环节，各环节安全管理要求参照《信息安全技术 信息系统密码应用基本要求》附录B；</w:t>
+            </w:r>
+          </w:p>
+        </w:tc>
+      </w:tr>
+      <w:tr>
+        <w:tblPrEx>
+          <w:tblBorders>
+            <w:top w:val="single" w:color="auto" w:sz="4" w:space="0"/>
+            <w:left w:val="single" w:color="auto" w:sz="4" w:space="0"/>
+            <w:bottom w:val="single" w:color="auto" w:sz="4" w:space="0"/>
+            <w:right w:val="single" w:color="auto" w:sz="4" w:space="0"/>
+            <w:insideH w:val="single" w:color="auto" w:sz="4" w:space="0"/>
+            <w:insideV w:val="single" w:color="auto" w:sz="4" w:space="0"/>
+          </w:tblBorders>
+          <w:tblCellMar>
+            <w:top w:w="0" w:type="dxa"/>
+            <w:left w:w="108" w:type="dxa"/>
+            <w:bottom w:w="0" w:type="dxa"/>
+            <w:right w:w="108" w:type="dxa"/>
+          </w:tblCellMar>
+        </w:tblPrEx>
+        <w:tc>
+          <w:tcPr>
+            <w:tcW w:w="1111" w:type="pct"/>
+            <w:vMerge w:val="continue"/>
+            <w:shd w:val="clear" w:color="auto" w:fill="EEECE1"/>
+            <w:vAlign w:val="center"/>
+          </w:tcPr>
+          <w:p>
+            <w:pPr>
+              <w:widowControl/>
+              <w:tabs>
+                <w:tab w:val="left" w:pos="180"/>
+              </w:tabs>
+              <w:jc w:val="center"/>
+              <w:rPr>
+                <w:rFonts w:ascii="Times New Roman" w:hAnsi="Times New Roman" w:eastAsia="宋体"/>
+                <w:sz w:val="21"/>
+                <w:szCs w:val="21"/>
+              </w:rPr>
+            </w:pPr>
+          </w:p>
+        </w:tc>
+        <w:tc>
+          <w:tcPr>
+            <w:tcW w:w="3889" w:type="pct"/>
+            <w:shd w:val="clear" w:color="auto" w:fill="EEECE1"/>
+            <w:vAlign w:val="center"/>
+          </w:tcPr>
+          <w:p>
+            <w:pPr>
+              <w:pStyle w:val="76"/>
+              <w:spacing w:before="156" w:after="156"/>
+              <w:ind w:firstLine="0" w:firstLineChars="0"/>
+              <w:rPr>
+                <w:rFonts w:ascii="Times New Roman" w:hAnsi="Times New Roman" w:eastAsia="宋体"/>
+                <w:sz w:val="21"/>
+                <w:szCs w:val="21"/>
+              </w:rPr>
+            </w:pPr>
+            <w:r>
+              <w:rPr>
+                <w:rFonts w:ascii="Times New Roman" w:hAnsi="Times New Roman" w:eastAsia="宋体"/>
+                <w:sz w:val="21"/>
+                <w:szCs w:val="21"/>
+              </w:rPr>
+              <w:t>c）应按照应用方案实施建设；</w:t>
+            </w:r>
+          </w:p>
+        </w:tc>
+      </w:tr>
+      <w:tr>
+        <w:tblPrEx>
+          <w:tblBorders>
+            <w:top w:val="single" w:color="auto" w:sz="4" w:space="0"/>
+            <w:left w:val="single" w:color="auto" w:sz="4" w:space="0"/>
+            <w:bottom w:val="single" w:color="auto" w:sz="4" w:space="0"/>
+            <w:right w:val="single" w:color="auto" w:sz="4" w:space="0"/>
+            <w:insideH w:val="single" w:color="auto" w:sz="4" w:space="0"/>
+            <w:insideV w:val="single" w:color="auto" w:sz="4" w:space="0"/>
+          </w:tblBorders>
+          <w:tblCellMar>
+            <w:top w:w="0" w:type="dxa"/>
+            <w:left w:w="108" w:type="dxa"/>
+            <w:bottom w:w="0" w:type="dxa"/>
+            <w:right w:w="108" w:type="dxa"/>
+          </w:tblCellMar>
+        </w:tblPrEx>
+        <w:tc>
+          <w:tcPr>
+            <w:tcW w:w="1111" w:type="pct"/>
+            <w:vMerge w:val="continue"/>
+            <w:shd w:val="clear" w:color="auto" w:fill="EEECE1"/>
+            <w:vAlign w:val="center"/>
+          </w:tcPr>
+          <w:p>
+            <w:pPr>
+              <w:widowControl/>
+              <w:tabs>
+                <w:tab w:val="left" w:pos="180"/>
+              </w:tabs>
+              <w:jc w:val="center"/>
+              <w:rPr>
+                <w:rFonts w:ascii="Times New Roman" w:hAnsi="Times New Roman" w:eastAsia="宋体"/>
+                <w:sz w:val="21"/>
+                <w:szCs w:val="21"/>
+              </w:rPr>
+            </w:pPr>
+          </w:p>
+        </w:tc>
+        <w:tc>
+          <w:tcPr>
+            <w:tcW w:w="3889" w:type="pct"/>
+            <w:shd w:val="clear" w:color="auto" w:fill="EEECE1"/>
+            <w:vAlign w:val="center"/>
+          </w:tcPr>
+          <w:p>
+            <w:pPr>
+              <w:pStyle w:val="76"/>
+              <w:spacing w:before="156" w:after="156"/>
+              <w:ind w:firstLine="0" w:firstLineChars="0"/>
+              <w:rPr>
+                <w:rFonts w:ascii="Times New Roman" w:hAnsi="Times New Roman" w:eastAsia="宋体"/>
+                <w:sz w:val="21"/>
+                <w:szCs w:val="21"/>
+              </w:rPr>
+            </w:pPr>
+            <w:r>
+              <w:rPr>
+                <w:rFonts w:ascii="Times New Roman" w:hAnsi="Times New Roman" w:eastAsia="宋体"/>
+                <w:sz w:val="21"/>
+                <w:szCs w:val="21"/>
+              </w:rPr>
+              <w:t>d）投入运行前应进行密码应用安全性评估，评估通过后系统方可正式运行；</w:t>
+            </w:r>
+          </w:p>
+        </w:tc>
+      </w:tr>
+      <w:tr>
+        <w:tblPrEx>
+          <w:tblBorders>
+            <w:top w:val="single" w:color="auto" w:sz="4" w:space="0"/>
+            <w:left w:val="single" w:color="auto" w:sz="4" w:space="0"/>
+            <w:bottom w:val="single" w:color="auto" w:sz="4" w:space="0"/>
+            <w:right w:val="single" w:color="auto" w:sz="4" w:space="0"/>
+            <w:insideH w:val="single" w:color="auto" w:sz="4" w:space="0"/>
+            <w:insideV w:val="single" w:color="auto" w:sz="4" w:space="0"/>
+          </w:tblBorders>
+          <w:tblCellMar>
+            <w:top w:w="0" w:type="dxa"/>
+            <w:left w:w="108" w:type="dxa"/>
+            <w:bottom w:w="0" w:type="dxa"/>
+            <w:right w:w="108" w:type="dxa"/>
+          </w:tblCellMar>
+        </w:tblPrEx>
+        <w:tc>
+          <w:tcPr>
+            <w:tcW w:w="1111" w:type="pct"/>
+            <w:vMerge w:val="continue"/>
+            <w:shd w:val="clear" w:color="auto" w:fill="EEECE1"/>
+            <w:vAlign w:val="center"/>
+          </w:tcPr>
+          <w:p>
+            <w:pPr>
+              <w:widowControl/>
+              <w:tabs>
+                <w:tab w:val="left" w:pos="180"/>
+              </w:tabs>
+              <w:jc w:val="center"/>
+              <w:rPr>
+                <w:rFonts w:ascii="Times New Roman" w:hAnsi="Times New Roman" w:eastAsia="宋体"/>
+                <w:sz w:val="21"/>
+                <w:szCs w:val="21"/>
+              </w:rPr>
+            </w:pPr>
+          </w:p>
+        </w:tc>
+        <w:tc>
+          <w:tcPr>
+            <w:tcW w:w="3889" w:type="pct"/>
+            <w:shd w:val="clear" w:color="auto" w:fill="EEECE1"/>
+            <w:vAlign w:val="center"/>
+          </w:tcPr>
+          <w:p>
+            <w:pPr>
+              <w:pStyle w:val="76"/>
+              <w:spacing w:before="156" w:after="156"/>
+              <w:ind w:firstLine="0" w:firstLineChars="0"/>
+              <w:rPr>
+                <w:rFonts w:ascii="Times New Roman" w:hAnsi="Times New Roman" w:eastAsia="宋体"/>
+                <w:sz w:val="21"/>
+                <w:szCs w:val="21"/>
+              </w:rPr>
+            </w:pPr>
+            <w:r>
+              <w:rPr>
+                <w:rFonts w:ascii="Times New Roman" w:hAnsi="Times New Roman" w:eastAsia="宋体"/>
+                <w:sz w:val="21"/>
+                <w:szCs w:val="21"/>
+              </w:rPr>
+              <w:t>e）在运行过程中，应严格执行既定的密码应用安全管理制度，应定期开展密码应用安全性评估及攻防对抗演习，并根据评估结果进行整改。</w:t>
+            </w:r>
+          </w:p>
+        </w:tc>
+      </w:tr>
+      <w:tr>
+        <w:tblPrEx>
+          <w:tblBorders>
+            <w:top w:val="single" w:color="auto" w:sz="4" w:space="0"/>
+            <w:left w:val="single" w:color="auto" w:sz="4" w:space="0"/>
+            <w:bottom w:val="single" w:color="auto" w:sz="4" w:space="0"/>
+            <w:right w:val="single" w:color="auto" w:sz="4" w:space="0"/>
+            <w:insideH w:val="single" w:color="auto" w:sz="4" w:space="0"/>
+            <w:insideV w:val="single" w:color="auto" w:sz="4" w:space="0"/>
+          </w:tblBorders>
+          <w:tblCellMar>
+            <w:top w:w="0" w:type="dxa"/>
+            <w:left w:w="108" w:type="dxa"/>
+            <w:bottom w:w="0" w:type="dxa"/>
+            <w:right w:w="108" w:type="dxa"/>
+          </w:tblCellMar>
+        </w:tblPrEx>
+        <w:tc>
+          <w:tcPr>
+            <w:tcW w:w="1111" w:type="pct"/>
+            <w:vMerge w:val="restart"/>
+            <w:shd w:val="clear" w:color="auto" w:fill="EEECE1"/>
+            <w:vAlign w:val="center"/>
+          </w:tcPr>
+          <w:p>
+            <w:pPr>
+              <w:widowControl/>
+              <w:tabs>
+                <w:tab w:val="left" w:pos="180"/>
+              </w:tabs>
+              <w:jc w:val="center"/>
+              <w:rPr>
+                <w:rFonts w:ascii="Times New Roman" w:hAnsi="Times New Roman" w:eastAsia="宋体"/>
+                <w:sz w:val="21"/>
+                <w:szCs w:val="21"/>
+              </w:rPr>
+            </w:pPr>
+            <w:r>
+              <w:rPr>
+                <w:rFonts w:hint="eastAsia" w:ascii="Times New Roman" w:hAnsi="Times New Roman" w:eastAsia="宋体"/>
+                <w:sz w:val="21"/>
+                <w:szCs w:val="21"/>
+              </w:rPr>
+              <w:t>应急处置</w:t>
+            </w:r>
+          </w:p>
+        </w:tc>
+        <w:tc>
+          <w:tcPr>
+            <w:tcW w:w="3889" w:type="pct"/>
+            <w:shd w:val="clear" w:color="auto" w:fill="EEECE1"/>
+            <w:vAlign w:val="center"/>
+          </w:tcPr>
+          <w:p>
+            <w:pPr>
+              <w:pStyle w:val="76"/>
+              <w:spacing w:before="156" w:after="156"/>
+              <w:ind w:firstLine="0" w:firstLineChars="0"/>
+              <w:rPr>
+                <w:rFonts w:ascii="Times New Roman" w:hAnsi="Times New Roman" w:eastAsia="宋体"/>
+                <w:sz w:val="21"/>
+                <w:szCs w:val="21"/>
+              </w:rPr>
+            </w:pPr>
+            <w:r>
+              <w:rPr>
+                <w:rFonts w:ascii="Times New Roman" w:hAnsi="Times New Roman" w:eastAsia="宋体"/>
+                <w:sz w:val="21"/>
+                <w:szCs w:val="21"/>
+              </w:rPr>
+              <w:t>a）应制定密码应用应急策略，做好应急资源准备，当密码应用安全事件发生时，应立即启动应急处置措施，结合实际情况及时处置；</w:t>
+            </w:r>
+          </w:p>
+        </w:tc>
+      </w:tr>
+      <w:tr>
+        <w:tblPrEx>
+          <w:tblBorders>
+            <w:top w:val="single" w:color="auto" w:sz="4" w:space="0"/>
+            <w:left w:val="single" w:color="auto" w:sz="4" w:space="0"/>
+            <w:bottom w:val="single" w:color="auto" w:sz="4" w:space="0"/>
+            <w:right w:val="single" w:color="auto" w:sz="4" w:space="0"/>
+            <w:insideH w:val="single" w:color="auto" w:sz="4" w:space="0"/>
+            <w:insideV w:val="single" w:color="auto" w:sz="4" w:space="0"/>
+          </w:tblBorders>
+          <w:tblCellMar>
+            <w:top w:w="0" w:type="dxa"/>
+            <w:left w:w="108" w:type="dxa"/>
+            <w:bottom w:w="0" w:type="dxa"/>
+            <w:right w:w="108" w:type="dxa"/>
+          </w:tblCellMar>
+        </w:tblPrEx>
+        <w:tc>
+          <w:tcPr>
+            <w:tcW w:w="1111" w:type="pct"/>
+            <w:vMerge w:val="continue"/>
+            <w:shd w:val="clear" w:color="auto" w:fill="EEECE1"/>
+            <w:vAlign w:val="center"/>
+          </w:tcPr>
+          <w:p>
+            <w:pPr>
+              <w:widowControl/>
+              <w:tabs>
+                <w:tab w:val="left" w:pos="180"/>
+              </w:tabs>
+              <w:jc w:val="center"/>
+              <w:rPr>
+                <w:rFonts w:ascii="Times New Roman" w:hAnsi="Times New Roman" w:eastAsia="宋体"/>
+                <w:sz w:val="21"/>
+                <w:szCs w:val="21"/>
+              </w:rPr>
+            </w:pPr>
+          </w:p>
+        </w:tc>
+        <w:tc>
+          <w:tcPr>
+            <w:tcW w:w="3889" w:type="pct"/>
+            <w:shd w:val="clear" w:color="auto" w:fill="EEECE1"/>
+            <w:vAlign w:val="center"/>
+          </w:tcPr>
+          <w:p>
+            <w:pPr>
+              <w:pStyle w:val="76"/>
+              <w:spacing w:before="156" w:after="156"/>
+              <w:ind w:firstLine="0" w:firstLineChars="0"/>
+              <w:rPr>
+                <w:rFonts w:ascii="Times New Roman" w:hAnsi="Times New Roman" w:eastAsia="宋体"/>
+                <w:sz w:val="21"/>
+                <w:szCs w:val="21"/>
+              </w:rPr>
+            </w:pPr>
+            <w:r>
+              <w:rPr>
+                <w:rFonts w:ascii="Times New Roman" w:hAnsi="Times New Roman" w:eastAsia="宋体"/>
+                <w:sz w:val="21"/>
+                <w:szCs w:val="21"/>
+              </w:rPr>
+              <w:t>b）事件发生后，应及时向信息系统主管部门进行报告；</w:t>
             </w:r>
           </w:p>
         </w:tc>
@@ -8706,978 +9651,6 @@
                 <w:sz w:val="21"/>
                 <w:szCs w:val="21"/>
               </w:rPr>
-              <w:t>b</w:t>
-            </w:r>
-            <w:r>
-              <w:rPr>
-                <w:rFonts w:hint="eastAsia" w:ascii="Times New Roman" w:hAnsi="Times New Roman" w:eastAsia="宋体"/>
-                <w:sz w:val="21"/>
-                <w:szCs w:val="21"/>
-              </w:rPr>
-              <w:t>）</w:t>
-            </w:r>
-            <w:r>
-              <w:rPr>
-                <w:rFonts w:ascii="Times New Roman" w:hAnsi="Times New Roman" w:eastAsia="宋体"/>
-                <w:sz w:val="21"/>
-                <w:szCs w:val="21"/>
-              </w:rPr>
-              <w:t>应建立密码应用岗位责任制度，明确各岗位在安全系统中的职责和权限：</w:t>
-            </w:r>
-          </w:p>
-          <w:p>
-            <w:pPr>
-              <w:pStyle w:val="76"/>
-              <w:spacing w:before="156" w:after="156"/>
-              <w:ind w:left="240" w:leftChars="100" w:firstLine="0" w:firstLineChars="0"/>
-              <w:rPr>
-                <w:rFonts w:ascii="Times New Roman" w:hAnsi="Times New Roman" w:eastAsia="宋体"/>
-                <w:sz w:val="21"/>
-                <w:szCs w:val="21"/>
-              </w:rPr>
-            </w:pPr>
-            <w:r>
-              <w:rPr>
-                <w:rFonts w:ascii="Times New Roman" w:hAnsi="Times New Roman" w:eastAsia="宋体"/>
-                <w:sz w:val="21"/>
-                <w:szCs w:val="21"/>
-              </w:rPr>
-              <w:t>1</w:t>
-            </w:r>
-            <w:r>
-              <w:rPr>
-                <w:rFonts w:hint="eastAsia" w:ascii="Times New Roman" w:hAnsi="Times New Roman" w:eastAsia="宋体"/>
-                <w:sz w:val="21"/>
-                <w:szCs w:val="21"/>
-              </w:rPr>
-              <w:t>）</w:t>
-            </w:r>
-            <w:r>
-              <w:rPr>
-                <w:rFonts w:ascii="Times New Roman" w:hAnsi="Times New Roman" w:eastAsia="宋体"/>
-                <w:sz w:val="21"/>
-                <w:szCs w:val="21"/>
-              </w:rPr>
-              <w:t>根据密码应用的实际情况，设置密钥管理员、密码安全审计员、密码操作员等关键安全岗位；</w:t>
-            </w:r>
-          </w:p>
-          <w:p>
-            <w:pPr>
-              <w:pStyle w:val="76"/>
-              <w:spacing w:before="156" w:after="156"/>
-              <w:ind w:left="240" w:leftChars="100" w:firstLine="0" w:firstLineChars="0"/>
-              <w:rPr>
-                <w:rFonts w:ascii="Times New Roman" w:hAnsi="Times New Roman" w:eastAsia="宋体"/>
-                <w:sz w:val="21"/>
-                <w:szCs w:val="21"/>
-              </w:rPr>
-            </w:pPr>
-            <w:r>
-              <w:rPr>
-                <w:rFonts w:ascii="Times New Roman" w:hAnsi="Times New Roman" w:eastAsia="宋体"/>
-                <w:sz w:val="21"/>
-                <w:szCs w:val="21"/>
-              </w:rPr>
-              <w:t>2</w:t>
-            </w:r>
-            <w:r>
-              <w:rPr>
-                <w:rFonts w:hint="eastAsia" w:ascii="Times New Roman" w:hAnsi="Times New Roman" w:eastAsia="宋体"/>
-                <w:sz w:val="21"/>
-                <w:szCs w:val="21"/>
-              </w:rPr>
-              <w:t>）</w:t>
-            </w:r>
-            <w:r>
-              <w:rPr>
-                <w:rFonts w:ascii="Times New Roman" w:hAnsi="Times New Roman" w:eastAsia="宋体"/>
-                <w:sz w:val="21"/>
-                <w:szCs w:val="21"/>
-              </w:rPr>
-              <w:t>对关键岗位建立多人共管机制；</w:t>
-            </w:r>
-          </w:p>
-          <w:p>
-            <w:pPr>
-              <w:pStyle w:val="76"/>
-              <w:spacing w:before="156" w:after="156"/>
-              <w:ind w:left="240" w:leftChars="100" w:firstLine="0" w:firstLineChars="0"/>
-              <w:rPr>
-                <w:rFonts w:ascii="Times New Roman" w:hAnsi="Times New Roman" w:eastAsia="宋体"/>
-                <w:sz w:val="21"/>
-                <w:szCs w:val="21"/>
-              </w:rPr>
-            </w:pPr>
-            <w:r>
-              <w:rPr>
-                <w:rFonts w:ascii="Times New Roman" w:hAnsi="Times New Roman" w:eastAsia="宋体"/>
-                <w:sz w:val="21"/>
-                <w:szCs w:val="21"/>
-              </w:rPr>
-              <w:t>3</w:t>
-            </w:r>
-            <w:r>
-              <w:rPr>
-                <w:rFonts w:hint="eastAsia" w:ascii="Times New Roman" w:hAnsi="Times New Roman" w:eastAsia="宋体"/>
-                <w:sz w:val="21"/>
-                <w:szCs w:val="21"/>
-              </w:rPr>
-              <w:t>）</w:t>
-            </w:r>
-            <w:r>
-              <w:rPr>
-                <w:rFonts w:ascii="Times New Roman" w:hAnsi="Times New Roman" w:eastAsia="宋体"/>
-                <w:sz w:val="21"/>
-                <w:szCs w:val="21"/>
-              </w:rPr>
-              <w:t>密钥管理、密码安全审计、密码操作人员职责互相制约互相监督，其中密码安全审计员岗位不可与密钥管理员、密码操作员兼任；</w:t>
-            </w:r>
-          </w:p>
-          <w:p>
-            <w:pPr>
-              <w:pStyle w:val="76"/>
-              <w:spacing w:before="156" w:after="156"/>
-              <w:ind w:left="240" w:leftChars="100" w:firstLine="0" w:firstLineChars="0"/>
-              <w:rPr>
-                <w:rFonts w:ascii="Times New Roman" w:hAnsi="Times New Roman" w:eastAsia="宋体"/>
-                <w:sz w:val="21"/>
-                <w:szCs w:val="21"/>
-              </w:rPr>
-            </w:pPr>
-            <w:r>
-              <w:rPr>
-                <w:rFonts w:ascii="Times New Roman" w:hAnsi="Times New Roman" w:eastAsia="宋体"/>
-                <w:sz w:val="21"/>
-                <w:szCs w:val="21"/>
-              </w:rPr>
-              <w:t>4</w:t>
-            </w:r>
-            <w:r>
-              <w:rPr>
-                <w:rFonts w:hint="eastAsia" w:ascii="Times New Roman" w:hAnsi="Times New Roman" w:eastAsia="宋体"/>
-                <w:sz w:val="21"/>
-                <w:szCs w:val="21"/>
-              </w:rPr>
-              <w:t>）</w:t>
-            </w:r>
-            <w:r>
-              <w:rPr>
-                <w:rFonts w:ascii="Times New Roman" w:hAnsi="Times New Roman" w:eastAsia="宋体"/>
-                <w:sz w:val="21"/>
-                <w:szCs w:val="21"/>
-              </w:rPr>
-              <w:t>相关设备与系统的管理和使用账号不得多人共用。</w:t>
-            </w:r>
-          </w:p>
-        </w:tc>
-      </w:tr>
-      <w:tr>
-        <w:tblPrEx>
-          <w:tblBorders>
-            <w:top w:val="single" w:color="auto" w:sz="4" w:space="0"/>
-            <w:left w:val="single" w:color="auto" w:sz="4" w:space="0"/>
-            <w:bottom w:val="single" w:color="auto" w:sz="4" w:space="0"/>
-            <w:right w:val="single" w:color="auto" w:sz="4" w:space="0"/>
-            <w:insideH w:val="single" w:color="auto" w:sz="4" w:space="0"/>
-            <w:insideV w:val="single" w:color="auto" w:sz="4" w:space="0"/>
-          </w:tblBorders>
-          <w:shd w:val="clear" w:color="auto" w:fill="EEECE1"/>
-          <w:tblCellMar>
-            <w:top w:w="0" w:type="dxa"/>
-            <w:left w:w="108" w:type="dxa"/>
-            <w:bottom w:w="0" w:type="dxa"/>
-            <w:right w:w="108" w:type="dxa"/>
-          </w:tblCellMar>
-        </w:tblPrEx>
-        <w:tc>
-          <w:tcPr>
-            <w:tcW w:w="1111" w:type="pct"/>
-            <w:vMerge w:val="continue"/>
-            <w:shd w:val="clear" w:color="auto" w:fill="EEECE1"/>
-            <w:vAlign w:val="center"/>
-          </w:tcPr>
-          <w:p>
-            <w:pPr>
-              <w:widowControl/>
-              <w:tabs>
-                <w:tab w:val="left" w:pos="180"/>
-              </w:tabs>
-              <w:jc w:val="center"/>
-              <w:rPr>
-                <w:rFonts w:ascii="Times New Roman" w:hAnsi="Times New Roman" w:eastAsia="宋体"/>
-                <w:sz w:val="21"/>
-                <w:szCs w:val="21"/>
-              </w:rPr>
-            </w:pPr>
-          </w:p>
-        </w:tc>
-        <w:tc>
-          <w:tcPr>
-            <w:tcW w:w="3889" w:type="pct"/>
-            <w:shd w:val="clear" w:color="auto" w:fill="EEECE1"/>
-            <w:vAlign w:val="center"/>
-          </w:tcPr>
-          <w:p>
-            <w:pPr>
-              <w:pStyle w:val="76"/>
-              <w:spacing w:before="156" w:after="156"/>
-              <w:ind w:firstLine="0" w:firstLineChars="0"/>
-              <w:rPr>
-                <w:rFonts w:ascii="Times New Roman" w:hAnsi="Times New Roman" w:eastAsia="宋体"/>
-                <w:sz w:val="21"/>
-                <w:szCs w:val="21"/>
-              </w:rPr>
-            </w:pPr>
-            <w:r>
-              <w:rPr>
-                <w:rFonts w:ascii="Times New Roman" w:hAnsi="Times New Roman" w:eastAsia="宋体"/>
-                <w:sz w:val="21"/>
-                <w:szCs w:val="21"/>
-              </w:rPr>
-              <w:t>c</w:t>
-            </w:r>
-            <w:r>
-              <w:rPr>
-                <w:rFonts w:hint="eastAsia" w:ascii="Times New Roman" w:hAnsi="Times New Roman" w:eastAsia="宋体"/>
-                <w:sz w:val="21"/>
-                <w:szCs w:val="21"/>
-              </w:rPr>
-              <w:t>）</w:t>
-            </w:r>
-            <w:r>
-              <w:rPr>
-                <w:rFonts w:ascii="Times New Roman" w:hAnsi="Times New Roman" w:eastAsia="宋体"/>
-                <w:sz w:val="21"/>
-                <w:szCs w:val="21"/>
-              </w:rPr>
-              <w:t>应建立上岗人员培训制度，对于涉及密码的操作和管理的人员进行专门培训，确保其具备岗位所需专业技能；</w:t>
-            </w:r>
-          </w:p>
-        </w:tc>
-      </w:tr>
-      <w:tr>
-        <w:tblPrEx>
-          <w:tblBorders>
-            <w:top w:val="single" w:color="auto" w:sz="4" w:space="0"/>
-            <w:left w:val="single" w:color="auto" w:sz="4" w:space="0"/>
-            <w:bottom w:val="single" w:color="auto" w:sz="4" w:space="0"/>
-            <w:right w:val="single" w:color="auto" w:sz="4" w:space="0"/>
-            <w:insideH w:val="single" w:color="auto" w:sz="4" w:space="0"/>
-            <w:insideV w:val="single" w:color="auto" w:sz="4" w:space="0"/>
-          </w:tblBorders>
-          <w:shd w:val="clear" w:color="auto" w:fill="EEECE1"/>
-          <w:tblCellMar>
-            <w:top w:w="0" w:type="dxa"/>
-            <w:left w:w="108" w:type="dxa"/>
-            <w:bottom w:w="0" w:type="dxa"/>
-            <w:right w:w="108" w:type="dxa"/>
-          </w:tblCellMar>
-        </w:tblPrEx>
-        <w:tc>
-          <w:tcPr>
-            <w:tcW w:w="1111" w:type="pct"/>
-            <w:vMerge w:val="continue"/>
-            <w:shd w:val="clear" w:color="auto" w:fill="EEECE1"/>
-            <w:vAlign w:val="center"/>
-          </w:tcPr>
-          <w:p>
-            <w:pPr>
-              <w:widowControl/>
-              <w:tabs>
-                <w:tab w:val="left" w:pos="180"/>
-              </w:tabs>
-              <w:jc w:val="center"/>
-              <w:rPr>
-                <w:rFonts w:ascii="Times New Roman" w:hAnsi="Times New Roman" w:eastAsia="宋体"/>
-                <w:sz w:val="21"/>
-                <w:szCs w:val="21"/>
-              </w:rPr>
-            </w:pPr>
-          </w:p>
-        </w:tc>
-        <w:tc>
-          <w:tcPr>
-            <w:tcW w:w="3889" w:type="pct"/>
-            <w:shd w:val="clear" w:color="auto" w:fill="EEECE1"/>
-            <w:vAlign w:val="center"/>
-          </w:tcPr>
-          <w:p>
-            <w:pPr>
-              <w:pStyle w:val="76"/>
-              <w:spacing w:before="156" w:after="156"/>
-              <w:ind w:firstLine="0" w:firstLineChars="0"/>
-              <w:rPr>
-                <w:rFonts w:ascii="Times New Roman" w:hAnsi="Times New Roman" w:eastAsia="宋体"/>
-                <w:sz w:val="21"/>
-                <w:szCs w:val="21"/>
-              </w:rPr>
-            </w:pPr>
-            <w:r>
-              <w:rPr>
-                <w:rFonts w:ascii="Times New Roman" w:hAnsi="Times New Roman" w:eastAsia="宋体"/>
-                <w:sz w:val="21"/>
-                <w:szCs w:val="21"/>
-              </w:rPr>
-              <w:t>d</w:t>
-            </w:r>
-            <w:r>
-              <w:rPr>
-                <w:rFonts w:hint="eastAsia" w:ascii="Times New Roman" w:hAnsi="Times New Roman" w:eastAsia="宋体"/>
-                <w:sz w:val="21"/>
-                <w:szCs w:val="21"/>
-              </w:rPr>
-              <w:t>）</w:t>
-            </w:r>
-            <w:r>
-              <w:rPr>
-                <w:rFonts w:ascii="Times New Roman" w:hAnsi="Times New Roman" w:eastAsia="宋体"/>
-                <w:sz w:val="21"/>
-                <w:szCs w:val="21"/>
-              </w:rPr>
-              <w:t>应定期对密码应用安全岗位人员进行考核；</w:t>
-            </w:r>
-          </w:p>
-        </w:tc>
-      </w:tr>
-      <w:tr>
-        <w:tblPrEx>
-          <w:tblBorders>
-            <w:top w:val="single" w:color="auto" w:sz="4" w:space="0"/>
-            <w:left w:val="single" w:color="auto" w:sz="4" w:space="0"/>
-            <w:bottom w:val="single" w:color="auto" w:sz="4" w:space="0"/>
-            <w:right w:val="single" w:color="auto" w:sz="4" w:space="0"/>
-            <w:insideH w:val="single" w:color="auto" w:sz="4" w:space="0"/>
-            <w:insideV w:val="single" w:color="auto" w:sz="4" w:space="0"/>
-          </w:tblBorders>
-          <w:shd w:val="clear" w:color="auto" w:fill="EEECE1"/>
-          <w:tblCellMar>
-            <w:top w:w="0" w:type="dxa"/>
-            <w:left w:w="108" w:type="dxa"/>
-            <w:bottom w:w="0" w:type="dxa"/>
-            <w:right w:w="108" w:type="dxa"/>
-          </w:tblCellMar>
-        </w:tblPrEx>
-        <w:tc>
-          <w:tcPr>
-            <w:tcW w:w="1111" w:type="pct"/>
-            <w:vMerge w:val="continue"/>
-            <w:shd w:val="clear" w:color="auto" w:fill="EEECE1"/>
-            <w:vAlign w:val="center"/>
-          </w:tcPr>
-          <w:p>
-            <w:pPr>
-              <w:widowControl/>
-              <w:tabs>
-                <w:tab w:val="left" w:pos="180"/>
-              </w:tabs>
-              <w:jc w:val="center"/>
-              <w:rPr>
-                <w:rFonts w:ascii="Times New Roman" w:hAnsi="Times New Roman" w:eastAsia="宋体"/>
-                <w:sz w:val="21"/>
-                <w:szCs w:val="21"/>
-              </w:rPr>
-            </w:pPr>
-          </w:p>
-        </w:tc>
-        <w:tc>
-          <w:tcPr>
-            <w:tcW w:w="3889" w:type="pct"/>
-            <w:shd w:val="clear" w:color="auto" w:fill="EEECE1"/>
-            <w:vAlign w:val="center"/>
-          </w:tcPr>
-          <w:p>
-            <w:pPr>
-              <w:pStyle w:val="76"/>
-              <w:spacing w:before="156" w:after="156"/>
-              <w:ind w:firstLine="0" w:firstLineChars="0"/>
-              <w:rPr>
-                <w:rFonts w:ascii="Times New Roman" w:hAnsi="Times New Roman" w:eastAsia="宋体"/>
-                <w:sz w:val="21"/>
-                <w:szCs w:val="21"/>
-              </w:rPr>
-            </w:pPr>
-            <w:r>
-              <w:rPr>
-                <w:rFonts w:ascii="Times New Roman" w:hAnsi="Times New Roman" w:eastAsia="宋体"/>
-                <w:sz w:val="21"/>
-                <w:szCs w:val="21"/>
-              </w:rPr>
-              <w:t>e</w:t>
-            </w:r>
-            <w:r>
-              <w:rPr>
-                <w:rFonts w:hint="eastAsia" w:ascii="Times New Roman" w:hAnsi="Times New Roman" w:eastAsia="宋体"/>
-                <w:sz w:val="21"/>
-                <w:szCs w:val="21"/>
-              </w:rPr>
-              <w:t>）</w:t>
-            </w:r>
-            <w:r>
-              <w:rPr>
-                <w:rFonts w:ascii="Times New Roman" w:hAnsi="Times New Roman" w:eastAsia="宋体"/>
-                <w:sz w:val="21"/>
-                <w:szCs w:val="21"/>
-              </w:rPr>
-              <w:t>应建立关键人员保密制度和调离制度，签订保密合同，承担保密义务。</w:t>
-            </w:r>
-          </w:p>
-        </w:tc>
-      </w:tr>
-      <w:tr>
-        <w:tblPrEx>
-          <w:tblBorders>
-            <w:top w:val="single" w:color="auto" w:sz="4" w:space="0"/>
-            <w:left w:val="single" w:color="auto" w:sz="4" w:space="0"/>
-            <w:bottom w:val="single" w:color="auto" w:sz="4" w:space="0"/>
-            <w:right w:val="single" w:color="auto" w:sz="4" w:space="0"/>
-            <w:insideH w:val="single" w:color="auto" w:sz="4" w:space="0"/>
-            <w:insideV w:val="single" w:color="auto" w:sz="4" w:space="0"/>
-          </w:tblBorders>
-          <w:shd w:val="clear" w:color="auto" w:fill="EEECE1"/>
-          <w:tblCellMar>
-            <w:top w:w="0" w:type="dxa"/>
-            <w:left w:w="108" w:type="dxa"/>
-            <w:bottom w:w="0" w:type="dxa"/>
-            <w:right w:w="108" w:type="dxa"/>
-          </w:tblCellMar>
-        </w:tblPrEx>
-        <w:tc>
-          <w:tcPr>
-            <w:tcW w:w="1111" w:type="pct"/>
-            <w:vMerge w:val="restart"/>
-            <w:shd w:val="clear" w:color="auto" w:fill="EEECE1"/>
-            <w:vAlign w:val="center"/>
-          </w:tcPr>
-          <w:p>
-            <w:pPr>
-              <w:widowControl/>
-              <w:tabs>
-                <w:tab w:val="left" w:pos="180"/>
-              </w:tabs>
-              <w:jc w:val="center"/>
-              <w:rPr>
-                <w:rFonts w:ascii="Times New Roman" w:hAnsi="Times New Roman" w:eastAsia="宋体"/>
-                <w:sz w:val="21"/>
-                <w:szCs w:val="21"/>
-              </w:rPr>
-            </w:pPr>
-            <w:r>
-              <w:rPr>
-                <w:rFonts w:hint="eastAsia" w:ascii="Times New Roman" w:hAnsi="Times New Roman" w:eastAsia="宋体"/>
-                <w:sz w:val="21"/>
-                <w:szCs w:val="21"/>
-              </w:rPr>
-              <w:t>建设运行</w:t>
-            </w:r>
-          </w:p>
-        </w:tc>
-        <w:tc>
-          <w:tcPr>
-            <w:tcW w:w="3889" w:type="pct"/>
-            <w:shd w:val="clear" w:color="auto" w:fill="EEECE1"/>
-            <w:vAlign w:val="center"/>
-          </w:tcPr>
-          <w:p>
-            <w:pPr>
-              <w:pStyle w:val="76"/>
-              <w:spacing w:before="156" w:after="156"/>
-              <w:ind w:firstLine="0" w:firstLineChars="0"/>
-              <w:rPr>
-                <w:rFonts w:ascii="Times New Roman" w:hAnsi="Times New Roman" w:eastAsia="宋体"/>
-                <w:sz w:val="21"/>
-                <w:szCs w:val="21"/>
-              </w:rPr>
-            </w:pPr>
-            <w:r>
-              <w:rPr>
-                <w:rFonts w:ascii="Times New Roman" w:hAnsi="Times New Roman" w:eastAsia="宋体"/>
-                <w:sz w:val="21"/>
-                <w:szCs w:val="21"/>
-              </w:rPr>
-              <w:t>a）应依据密码相关标准和密码应用需求，制定密码应用方案；</w:t>
-            </w:r>
-          </w:p>
-        </w:tc>
-      </w:tr>
-      <w:tr>
-        <w:tblPrEx>
-          <w:tblBorders>
-            <w:top w:val="single" w:color="auto" w:sz="4" w:space="0"/>
-            <w:left w:val="single" w:color="auto" w:sz="4" w:space="0"/>
-            <w:bottom w:val="single" w:color="auto" w:sz="4" w:space="0"/>
-            <w:right w:val="single" w:color="auto" w:sz="4" w:space="0"/>
-            <w:insideH w:val="single" w:color="auto" w:sz="4" w:space="0"/>
-            <w:insideV w:val="single" w:color="auto" w:sz="4" w:space="0"/>
-          </w:tblBorders>
-          <w:shd w:val="clear" w:color="auto" w:fill="EEECE1"/>
-          <w:tblCellMar>
-            <w:top w:w="0" w:type="dxa"/>
-            <w:left w:w="108" w:type="dxa"/>
-            <w:bottom w:w="0" w:type="dxa"/>
-            <w:right w:w="108" w:type="dxa"/>
-          </w:tblCellMar>
-        </w:tblPrEx>
-        <w:tc>
-          <w:tcPr>
-            <w:tcW w:w="1111" w:type="pct"/>
-            <w:vMerge w:val="continue"/>
-            <w:shd w:val="clear" w:color="auto" w:fill="EEECE1"/>
-            <w:vAlign w:val="center"/>
-          </w:tcPr>
-          <w:p>
-            <w:pPr>
-              <w:widowControl/>
-              <w:tabs>
-                <w:tab w:val="left" w:pos="180"/>
-              </w:tabs>
-              <w:jc w:val="center"/>
-              <w:rPr>
-                <w:rFonts w:ascii="Times New Roman" w:hAnsi="Times New Roman" w:eastAsia="宋体"/>
-                <w:sz w:val="21"/>
-                <w:szCs w:val="21"/>
-              </w:rPr>
-            </w:pPr>
-          </w:p>
-        </w:tc>
-        <w:tc>
-          <w:tcPr>
-            <w:tcW w:w="3889" w:type="pct"/>
-            <w:shd w:val="clear" w:color="auto" w:fill="EEECE1"/>
-            <w:vAlign w:val="center"/>
-          </w:tcPr>
-          <w:p>
-            <w:pPr>
-              <w:pStyle w:val="76"/>
-              <w:spacing w:before="156" w:after="156"/>
-              <w:ind w:firstLine="0" w:firstLineChars="0"/>
-              <w:rPr>
-                <w:rFonts w:ascii="Times New Roman" w:hAnsi="Times New Roman" w:eastAsia="宋体"/>
-                <w:sz w:val="21"/>
-                <w:szCs w:val="21"/>
-              </w:rPr>
-            </w:pPr>
-            <w:r>
-              <w:rPr>
-                <w:rFonts w:ascii="Times New Roman" w:hAnsi="Times New Roman" w:eastAsia="宋体"/>
-                <w:sz w:val="21"/>
-                <w:szCs w:val="21"/>
-              </w:rPr>
-              <w:t>b）应根据密码应用方案，确定系统涉及的密钥种类、体系及其生命周期环节，各环节安全管理要求参照《信息安全技术 信息系统密码应用基本要求》附录B；</w:t>
-            </w:r>
-          </w:p>
-        </w:tc>
-      </w:tr>
-      <w:tr>
-        <w:tblPrEx>
-          <w:tblBorders>
-            <w:top w:val="single" w:color="auto" w:sz="4" w:space="0"/>
-            <w:left w:val="single" w:color="auto" w:sz="4" w:space="0"/>
-            <w:bottom w:val="single" w:color="auto" w:sz="4" w:space="0"/>
-            <w:right w:val="single" w:color="auto" w:sz="4" w:space="0"/>
-            <w:insideH w:val="single" w:color="auto" w:sz="4" w:space="0"/>
-            <w:insideV w:val="single" w:color="auto" w:sz="4" w:space="0"/>
-          </w:tblBorders>
-          <w:shd w:val="clear" w:color="auto" w:fill="EEECE1"/>
-          <w:tblCellMar>
-            <w:top w:w="0" w:type="dxa"/>
-            <w:left w:w="108" w:type="dxa"/>
-            <w:bottom w:w="0" w:type="dxa"/>
-            <w:right w:w="108" w:type="dxa"/>
-          </w:tblCellMar>
-        </w:tblPrEx>
-        <w:tc>
-          <w:tcPr>
-            <w:tcW w:w="1111" w:type="pct"/>
-            <w:vMerge w:val="continue"/>
-            <w:shd w:val="clear" w:color="auto" w:fill="EEECE1"/>
-            <w:vAlign w:val="center"/>
-          </w:tcPr>
-          <w:p>
-            <w:pPr>
-              <w:widowControl/>
-              <w:tabs>
-                <w:tab w:val="left" w:pos="180"/>
-              </w:tabs>
-              <w:jc w:val="center"/>
-              <w:rPr>
-                <w:rFonts w:ascii="Times New Roman" w:hAnsi="Times New Roman" w:eastAsia="宋体"/>
-                <w:sz w:val="21"/>
-                <w:szCs w:val="21"/>
-              </w:rPr>
-            </w:pPr>
-          </w:p>
-        </w:tc>
-        <w:tc>
-          <w:tcPr>
-            <w:tcW w:w="3889" w:type="pct"/>
-            <w:shd w:val="clear" w:color="auto" w:fill="EEECE1"/>
-            <w:vAlign w:val="center"/>
-          </w:tcPr>
-          <w:p>
-            <w:pPr>
-              <w:pStyle w:val="76"/>
-              <w:spacing w:before="156" w:after="156"/>
-              <w:ind w:firstLine="0" w:firstLineChars="0"/>
-              <w:rPr>
-                <w:rFonts w:ascii="Times New Roman" w:hAnsi="Times New Roman" w:eastAsia="宋体"/>
-                <w:sz w:val="21"/>
-                <w:szCs w:val="21"/>
-              </w:rPr>
-            </w:pPr>
-            <w:r>
-              <w:rPr>
-                <w:rFonts w:ascii="Times New Roman" w:hAnsi="Times New Roman" w:eastAsia="宋体"/>
-                <w:sz w:val="21"/>
-                <w:szCs w:val="21"/>
-              </w:rPr>
-              <w:t>c）应按照应用方案实施建设；</w:t>
-            </w:r>
-          </w:p>
-        </w:tc>
-      </w:tr>
-      <w:tr>
-        <w:tblPrEx>
-          <w:tblBorders>
-            <w:top w:val="single" w:color="auto" w:sz="4" w:space="0"/>
-            <w:left w:val="single" w:color="auto" w:sz="4" w:space="0"/>
-            <w:bottom w:val="single" w:color="auto" w:sz="4" w:space="0"/>
-            <w:right w:val="single" w:color="auto" w:sz="4" w:space="0"/>
-            <w:insideH w:val="single" w:color="auto" w:sz="4" w:space="0"/>
-            <w:insideV w:val="single" w:color="auto" w:sz="4" w:space="0"/>
-          </w:tblBorders>
-          <w:shd w:val="clear" w:color="auto" w:fill="EEECE1"/>
-          <w:tblCellMar>
-            <w:top w:w="0" w:type="dxa"/>
-            <w:left w:w="108" w:type="dxa"/>
-            <w:bottom w:w="0" w:type="dxa"/>
-            <w:right w:w="108" w:type="dxa"/>
-          </w:tblCellMar>
-        </w:tblPrEx>
-        <w:tc>
-          <w:tcPr>
-            <w:tcW w:w="1111" w:type="pct"/>
-            <w:vMerge w:val="continue"/>
-            <w:shd w:val="clear" w:color="auto" w:fill="EEECE1"/>
-            <w:vAlign w:val="center"/>
-          </w:tcPr>
-          <w:p>
-            <w:pPr>
-              <w:widowControl/>
-              <w:tabs>
-                <w:tab w:val="left" w:pos="180"/>
-              </w:tabs>
-              <w:jc w:val="center"/>
-              <w:rPr>
-                <w:rFonts w:ascii="Times New Roman" w:hAnsi="Times New Roman" w:eastAsia="宋体"/>
-                <w:sz w:val="21"/>
-                <w:szCs w:val="21"/>
-              </w:rPr>
-            </w:pPr>
-          </w:p>
-        </w:tc>
-        <w:tc>
-          <w:tcPr>
-            <w:tcW w:w="3889" w:type="pct"/>
-            <w:shd w:val="clear" w:color="auto" w:fill="EEECE1"/>
-            <w:vAlign w:val="center"/>
-          </w:tcPr>
-          <w:p>
-            <w:pPr>
-              <w:pStyle w:val="76"/>
-              <w:spacing w:before="156" w:after="156"/>
-              <w:ind w:firstLine="0" w:firstLineChars="0"/>
-              <w:rPr>
-                <w:rFonts w:ascii="Times New Roman" w:hAnsi="Times New Roman" w:eastAsia="宋体"/>
-                <w:sz w:val="21"/>
-                <w:szCs w:val="21"/>
-              </w:rPr>
-            </w:pPr>
-            <w:r>
-              <w:rPr>
-                <w:rFonts w:ascii="Times New Roman" w:hAnsi="Times New Roman" w:eastAsia="宋体"/>
-                <w:sz w:val="21"/>
-                <w:szCs w:val="21"/>
-              </w:rPr>
-              <w:t>d）投入运行前应进行密码应用安全性评估，评估通过后系统方可正式运行；</w:t>
-            </w:r>
-          </w:p>
-        </w:tc>
-      </w:tr>
-      <w:tr>
-        <w:tblPrEx>
-          <w:tblBorders>
-            <w:top w:val="single" w:color="auto" w:sz="4" w:space="0"/>
-            <w:left w:val="single" w:color="auto" w:sz="4" w:space="0"/>
-            <w:bottom w:val="single" w:color="auto" w:sz="4" w:space="0"/>
-            <w:right w:val="single" w:color="auto" w:sz="4" w:space="0"/>
-            <w:insideH w:val="single" w:color="auto" w:sz="4" w:space="0"/>
-            <w:insideV w:val="single" w:color="auto" w:sz="4" w:space="0"/>
-          </w:tblBorders>
-          <w:shd w:val="clear" w:color="auto" w:fill="EEECE1"/>
-          <w:tblCellMar>
-            <w:top w:w="0" w:type="dxa"/>
-            <w:left w:w="108" w:type="dxa"/>
-            <w:bottom w:w="0" w:type="dxa"/>
-            <w:right w:w="108" w:type="dxa"/>
-          </w:tblCellMar>
-        </w:tblPrEx>
-        <w:tc>
-          <w:tcPr>
-            <w:tcW w:w="1111" w:type="pct"/>
-            <w:vMerge w:val="continue"/>
-            <w:shd w:val="clear" w:color="auto" w:fill="EEECE1"/>
-            <w:vAlign w:val="center"/>
-          </w:tcPr>
-          <w:p>
-            <w:pPr>
-              <w:widowControl/>
-              <w:tabs>
-                <w:tab w:val="left" w:pos="180"/>
-              </w:tabs>
-              <w:jc w:val="center"/>
-              <w:rPr>
-                <w:rFonts w:ascii="Times New Roman" w:hAnsi="Times New Roman" w:eastAsia="宋体"/>
-                <w:sz w:val="21"/>
-                <w:szCs w:val="21"/>
-              </w:rPr>
-            </w:pPr>
-          </w:p>
-        </w:tc>
-        <w:tc>
-          <w:tcPr>
-            <w:tcW w:w="3889" w:type="pct"/>
-            <w:shd w:val="clear" w:color="auto" w:fill="EEECE1"/>
-            <w:vAlign w:val="center"/>
-          </w:tcPr>
-          <w:p>
-            <w:pPr>
-              <w:pStyle w:val="76"/>
-              <w:spacing w:before="156" w:after="156"/>
-              <w:ind w:firstLine="0" w:firstLineChars="0"/>
-              <w:rPr>
-                <w:rFonts w:ascii="Times New Roman" w:hAnsi="Times New Roman" w:eastAsia="宋体"/>
-                <w:sz w:val="21"/>
-                <w:szCs w:val="21"/>
-              </w:rPr>
-            </w:pPr>
-            <w:r>
-              <w:rPr>
-                <w:rFonts w:ascii="Times New Roman" w:hAnsi="Times New Roman" w:eastAsia="宋体"/>
-                <w:sz w:val="21"/>
-                <w:szCs w:val="21"/>
-              </w:rPr>
-              <w:t>e）在运行过程中，应严格执行既定的密码应用安全管理制度，应定期开展密码应用安全性评估及攻防对抗演习，并根据评估结果进行整改。</w:t>
-            </w:r>
-          </w:p>
-        </w:tc>
-      </w:tr>
-      <w:tr>
-        <w:tblPrEx>
-          <w:tblBorders>
-            <w:top w:val="single" w:color="auto" w:sz="4" w:space="0"/>
-            <w:left w:val="single" w:color="auto" w:sz="4" w:space="0"/>
-            <w:bottom w:val="single" w:color="auto" w:sz="4" w:space="0"/>
-            <w:right w:val="single" w:color="auto" w:sz="4" w:space="0"/>
-            <w:insideH w:val="single" w:color="auto" w:sz="4" w:space="0"/>
-            <w:insideV w:val="single" w:color="auto" w:sz="4" w:space="0"/>
-          </w:tblBorders>
-          <w:shd w:val="clear" w:color="auto" w:fill="EEECE1"/>
-          <w:tblCellMar>
-            <w:top w:w="0" w:type="dxa"/>
-            <w:left w:w="108" w:type="dxa"/>
-            <w:bottom w:w="0" w:type="dxa"/>
-            <w:right w:w="108" w:type="dxa"/>
-          </w:tblCellMar>
-        </w:tblPrEx>
-        <w:tc>
-          <w:tcPr>
-            <w:tcW w:w="1111" w:type="pct"/>
-            <w:vMerge w:val="restart"/>
-            <w:shd w:val="clear" w:color="auto" w:fill="EEECE1"/>
-            <w:vAlign w:val="center"/>
-          </w:tcPr>
-          <w:p>
-            <w:pPr>
-              <w:widowControl/>
-              <w:tabs>
-                <w:tab w:val="left" w:pos="180"/>
-              </w:tabs>
-              <w:jc w:val="center"/>
-              <w:rPr>
-                <w:rFonts w:ascii="Times New Roman" w:hAnsi="Times New Roman" w:eastAsia="宋体"/>
-                <w:sz w:val="21"/>
-                <w:szCs w:val="21"/>
-              </w:rPr>
-            </w:pPr>
-            <w:r>
-              <w:rPr>
-                <w:rFonts w:hint="eastAsia" w:ascii="Times New Roman" w:hAnsi="Times New Roman" w:eastAsia="宋体"/>
-                <w:sz w:val="21"/>
-                <w:szCs w:val="21"/>
-              </w:rPr>
-              <w:t>应急处置</w:t>
-            </w:r>
-          </w:p>
-        </w:tc>
-        <w:tc>
-          <w:tcPr>
-            <w:tcW w:w="3889" w:type="pct"/>
-            <w:shd w:val="clear" w:color="auto" w:fill="EEECE1"/>
-            <w:vAlign w:val="center"/>
-          </w:tcPr>
-          <w:p>
-            <w:pPr>
-              <w:pStyle w:val="76"/>
-              <w:spacing w:before="156" w:after="156"/>
-              <w:ind w:firstLine="0" w:firstLineChars="0"/>
-              <w:rPr>
-                <w:rFonts w:ascii="Times New Roman" w:hAnsi="Times New Roman" w:eastAsia="宋体"/>
-                <w:sz w:val="21"/>
-                <w:szCs w:val="21"/>
-              </w:rPr>
-            </w:pPr>
-            <w:r>
-              <w:rPr>
-                <w:rFonts w:ascii="Times New Roman" w:hAnsi="Times New Roman" w:eastAsia="宋体"/>
-                <w:sz w:val="21"/>
-                <w:szCs w:val="21"/>
-              </w:rPr>
-              <w:t>a）应制定密码应用应急策略，做好应急资源准备，当密码应用安全事件发生时，应立即启动应急处置措施，结合实际情况及时处置；</w:t>
-            </w:r>
-          </w:p>
-        </w:tc>
-      </w:tr>
-      <w:tr>
-        <w:tblPrEx>
-          <w:tblBorders>
-            <w:top w:val="single" w:color="auto" w:sz="4" w:space="0"/>
-            <w:left w:val="single" w:color="auto" w:sz="4" w:space="0"/>
-            <w:bottom w:val="single" w:color="auto" w:sz="4" w:space="0"/>
-            <w:right w:val="single" w:color="auto" w:sz="4" w:space="0"/>
-            <w:insideH w:val="single" w:color="auto" w:sz="4" w:space="0"/>
-            <w:insideV w:val="single" w:color="auto" w:sz="4" w:space="0"/>
-          </w:tblBorders>
-          <w:shd w:val="clear" w:color="auto" w:fill="EEECE1"/>
-          <w:tblCellMar>
-            <w:top w:w="0" w:type="dxa"/>
-            <w:left w:w="108" w:type="dxa"/>
-            <w:bottom w:w="0" w:type="dxa"/>
-            <w:right w:w="108" w:type="dxa"/>
-          </w:tblCellMar>
-        </w:tblPrEx>
-        <w:tc>
-          <w:tcPr>
-            <w:tcW w:w="1111" w:type="pct"/>
-            <w:vMerge w:val="continue"/>
-            <w:shd w:val="clear" w:color="auto" w:fill="EEECE1"/>
-            <w:vAlign w:val="center"/>
-          </w:tcPr>
-          <w:p>
-            <w:pPr>
-              <w:widowControl/>
-              <w:tabs>
-                <w:tab w:val="left" w:pos="180"/>
-              </w:tabs>
-              <w:jc w:val="center"/>
-              <w:rPr>
-                <w:rFonts w:ascii="Times New Roman" w:hAnsi="Times New Roman" w:eastAsia="宋体"/>
-                <w:sz w:val="21"/>
-                <w:szCs w:val="21"/>
-              </w:rPr>
-            </w:pPr>
-          </w:p>
-        </w:tc>
-        <w:tc>
-          <w:tcPr>
-            <w:tcW w:w="3889" w:type="pct"/>
-            <w:shd w:val="clear" w:color="auto" w:fill="EEECE1"/>
-            <w:vAlign w:val="center"/>
-          </w:tcPr>
-          <w:p>
-            <w:pPr>
-              <w:pStyle w:val="76"/>
-              <w:spacing w:before="156" w:after="156"/>
-              <w:ind w:firstLine="0" w:firstLineChars="0"/>
-              <w:rPr>
-                <w:rFonts w:ascii="Times New Roman" w:hAnsi="Times New Roman" w:eastAsia="宋体"/>
-                <w:sz w:val="21"/>
-                <w:szCs w:val="21"/>
-              </w:rPr>
-            </w:pPr>
-            <w:r>
-              <w:rPr>
-                <w:rFonts w:ascii="Times New Roman" w:hAnsi="Times New Roman" w:eastAsia="宋体"/>
-                <w:sz w:val="21"/>
-                <w:szCs w:val="21"/>
-              </w:rPr>
-              <w:t>b）事件发生后，应及时向信息系统主管部门进行报告；</w:t>
-            </w:r>
-          </w:p>
-        </w:tc>
-      </w:tr>
-      <w:tr>
-        <w:tblPrEx>
-          <w:tblBorders>
-            <w:top w:val="single" w:color="auto" w:sz="4" w:space="0"/>
-            <w:left w:val="single" w:color="auto" w:sz="4" w:space="0"/>
-            <w:bottom w:val="single" w:color="auto" w:sz="4" w:space="0"/>
-            <w:right w:val="single" w:color="auto" w:sz="4" w:space="0"/>
-            <w:insideH w:val="single" w:color="auto" w:sz="4" w:space="0"/>
-            <w:insideV w:val="single" w:color="auto" w:sz="4" w:space="0"/>
-          </w:tblBorders>
-          <w:shd w:val="clear" w:color="auto" w:fill="EEECE1"/>
-          <w:tblCellMar>
-            <w:top w:w="0" w:type="dxa"/>
-            <w:left w:w="108" w:type="dxa"/>
-            <w:bottom w:w="0" w:type="dxa"/>
-            <w:right w:w="108" w:type="dxa"/>
-          </w:tblCellMar>
-        </w:tblPrEx>
-        <w:tc>
-          <w:tcPr>
-            <w:tcW w:w="1111" w:type="pct"/>
-            <w:vMerge w:val="continue"/>
-            <w:shd w:val="clear" w:color="auto" w:fill="EEECE1"/>
-            <w:vAlign w:val="center"/>
-          </w:tcPr>
-          <w:p>
-            <w:pPr>
-              <w:widowControl/>
-              <w:tabs>
-                <w:tab w:val="left" w:pos="180"/>
-              </w:tabs>
-              <w:jc w:val="center"/>
-              <w:rPr>
-                <w:rFonts w:ascii="Times New Roman" w:hAnsi="Times New Roman" w:eastAsia="宋体"/>
-                <w:sz w:val="21"/>
-                <w:szCs w:val="21"/>
-              </w:rPr>
-            </w:pPr>
-          </w:p>
-        </w:tc>
-        <w:tc>
-          <w:tcPr>
-            <w:tcW w:w="3889" w:type="pct"/>
-            <w:shd w:val="clear" w:color="auto" w:fill="EEECE1"/>
-            <w:vAlign w:val="center"/>
-          </w:tcPr>
-          <w:p>
-            <w:pPr>
-              <w:pStyle w:val="76"/>
-              <w:spacing w:before="156" w:after="156"/>
-              <w:ind w:firstLine="0" w:firstLineChars="0"/>
-              <w:rPr>
-                <w:rFonts w:ascii="Times New Roman" w:hAnsi="Times New Roman" w:eastAsia="宋体"/>
-                <w:sz w:val="21"/>
-                <w:szCs w:val="21"/>
-              </w:rPr>
-            </w:pPr>
-            <w:r>
-              <w:rPr>
-                <w:rFonts w:ascii="Times New Roman" w:hAnsi="Times New Roman" w:eastAsia="宋体"/>
-                <w:sz w:val="21"/>
-                <w:szCs w:val="21"/>
-              </w:rPr>
               <w:t>c）事件处置完成后，应及时向信息系统主管部门及归属的密码管理部门报告事件发生情况及处置情况。</w:t>
             </w:r>
           </w:p>
@@ -9692,8 +9665,8 @@
         </w:rPr>
       </w:pPr>
       <w:bookmarkStart w:id="150" w:name="_Toc501534410"/>
-      <w:bookmarkStart w:id="151" w:name="_Toc6473"/>
-      <w:bookmarkStart w:id="152" w:name="_Toc381"/>
+      <w:bookmarkStart w:id="151" w:name="_Toc381"/>
+      <w:bookmarkStart w:id="152" w:name="_Toc6473"/>
       <w:bookmarkStart w:id="153" w:name="_Toc25703"/>
       <w:bookmarkStart w:id="154" w:name="_Toc27751"/>
       <w:bookmarkStart w:id="155" w:name="_Toc178364367"/>
@@ -9727,10 +9700,10 @@
           <w:rFonts w:ascii="Times New Roman" w:hAnsi="Times New Roman"/>
         </w:rPr>
       </w:pPr>
-      <w:bookmarkStart w:id="158" w:name="_Toc11480"/>
-      <w:bookmarkStart w:id="159" w:name="_Toc25154"/>
-      <w:bookmarkStart w:id="160" w:name="_Toc178428870"/>
-      <w:bookmarkStart w:id="161" w:name="_Toc178364368"/>
+      <w:bookmarkStart w:id="158" w:name="_Toc178428870"/>
+      <w:bookmarkStart w:id="159" w:name="_Toc178364368"/>
+      <w:bookmarkStart w:id="160" w:name="_Toc11480"/>
+      <w:bookmarkStart w:id="161" w:name="_Toc25154"/>
       <w:bookmarkStart w:id="162" w:name="_Toc2112"/>
       <w:bookmarkStart w:id="163" w:name="_Toc10051"/>
       <w:bookmarkStart w:id="164" w:name="_Toc501534411"/>
@@ -9841,12 +9814,12 @@
         </w:rPr>
       </w:pPr>
       <w:bookmarkStart w:id="166" w:name="_Toc178364369"/>
-      <w:bookmarkStart w:id="167" w:name="_Toc29147"/>
-      <w:bookmarkStart w:id="168" w:name="_Toc30819"/>
+      <w:bookmarkStart w:id="167" w:name="_Toc30819"/>
+      <w:bookmarkStart w:id="168" w:name="_Toc29147"/>
       <w:bookmarkStart w:id="169" w:name="_Toc11274"/>
       <w:bookmarkStart w:id="170" w:name="_Toc20026"/>
-      <w:bookmarkStart w:id="171" w:name="_Toc178428871"/>
-      <w:bookmarkStart w:id="172" w:name="_Toc3207"/>
+      <w:bookmarkStart w:id="171" w:name="_Toc3207"/>
+      <w:bookmarkStart w:id="172" w:name="_Toc178428871"/>
       <w:r>
         <w:rPr>
           <w:rFonts w:hint="eastAsia" w:ascii="Times New Roman" w:hAnsi="Times New Roman"/>
@@ -9898,13 +9871,13 @@
           <w:rFonts w:ascii="Times New Roman" w:hAnsi="Times New Roman"/>
         </w:rPr>
       </w:pPr>
-      <w:bookmarkStart w:id="173" w:name="_Toc178364370"/>
-      <w:bookmarkStart w:id="174" w:name="_Toc21072"/>
+      <w:bookmarkStart w:id="173" w:name="_Toc2019"/>
+      <w:bookmarkStart w:id="174" w:name="_Toc178364370"/>
       <w:bookmarkStart w:id="175" w:name="_Toc6316"/>
-      <w:bookmarkStart w:id="176" w:name="_Toc178428872"/>
-      <w:bookmarkStart w:id="177" w:name="_Toc6120"/>
-      <w:bookmarkStart w:id="178" w:name="_Toc2019"/>
-      <w:bookmarkStart w:id="179" w:name="_Toc28787"/>
+      <w:bookmarkStart w:id="176" w:name="_Toc6120"/>
+      <w:bookmarkStart w:id="177" w:name="_Toc28787"/>
+      <w:bookmarkStart w:id="178" w:name="_Toc178428872"/>
+      <w:bookmarkStart w:id="179" w:name="_Toc21072"/>
       <w:r>
         <w:rPr>
           <w:rFonts w:hint="eastAsia" w:ascii="Times New Roman" w:hAnsi="Times New Roman"/>
@@ -9956,12 +9929,12 @@
           <w:rFonts w:ascii="Times New Roman" w:hAnsi="Times New Roman"/>
         </w:rPr>
       </w:pPr>
-      <w:bookmarkStart w:id="180" w:name="_Toc12843"/>
-      <w:bookmarkStart w:id="181" w:name="_Toc16275"/>
-      <w:bookmarkStart w:id="182" w:name="_Toc178428873"/>
-      <w:bookmarkStart w:id="183" w:name="_Toc6381"/>
+      <w:bookmarkStart w:id="180" w:name="_Toc16275"/>
+      <w:bookmarkStart w:id="181" w:name="_Toc12843"/>
+      <w:bookmarkStart w:id="182" w:name="_Toc6381"/>
+      <w:bookmarkStart w:id="183" w:name="_Toc26982"/>
       <w:bookmarkStart w:id="184" w:name="_Toc178364371"/>
-      <w:bookmarkStart w:id="185" w:name="_Toc26982"/>
+      <w:bookmarkStart w:id="185" w:name="_Toc178428873"/>
       <w:bookmarkStart w:id="186" w:name="_Toc20944"/>
       <w:r>
         <w:rPr>
@@ -10014,10 +9987,10 @@
           <w:rFonts w:ascii="Times New Roman" w:hAnsi="Times New Roman"/>
         </w:rPr>
       </w:pPr>
-      <w:bookmarkStart w:id="187" w:name="_Toc6006"/>
-      <w:bookmarkStart w:id="188" w:name="_Toc23397"/>
+      <w:bookmarkStart w:id="187" w:name="_Toc178364372"/>
+      <w:bookmarkStart w:id="188" w:name="_Toc6006"/>
       <w:bookmarkStart w:id="189" w:name="_Toc22198"/>
-      <w:bookmarkStart w:id="190" w:name="_Toc178364372"/>
+      <w:bookmarkStart w:id="190" w:name="_Toc23397"/>
       <w:bookmarkStart w:id="191" w:name="_Toc178428874"/>
       <w:bookmarkStart w:id="192" w:name="_Toc26554"/>
       <w:bookmarkStart w:id="193" w:name="_Toc28246"/>
@@ -10072,12 +10045,12 @@
           <w:rFonts w:ascii="Times New Roman" w:hAnsi="Times New Roman"/>
         </w:rPr>
       </w:pPr>
-      <w:bookmarkStart w:id="194" w:name="_Toc178428875"/>
+      <w:bookmarkStart w:id="194" w:name="_Toc23361"/>
       <w:bookmarkStart w:id="195" w:name="_Toc14069"/>
-      <w:bookmarkStart w:id="196" w:name="_Toc24289"/>
-      <w:bookmarkStart w:id="197" w:name="_Toc178364373"/>
-      <w:bookmarkStart w:id="198" w:name="_Toc23361"/>
-      <w:bookmarkStart w:id="199" w:name="_Toc17325"/>
+      <w:bookmarkStart w:id="196" w:name="_Toc178428875"/>
+      <w:bookmarkStart w:id="197" w:name="_Toc17325"/>
+      <w:bookmarkStart w:id="198" w:name="_Toc24289"/>
+      <w:bookmarkStart w:id="199" w:name="_Toc178364373"/>
       <w:bookmarkStart w:id="200" w:name="_Toc4144"/>
       <w:r>
         <w:rPr>
@@ -10236,12 +10209,12 @@
         </w:rPr>
       </w:pPr>
       <w:bookmarkStart w:id="201" w:name="_Toc178428876"/>
-      <w:bookmarkStart w:id="202" w:name="_Toc178364374"/>
-      <w:bookmarkStart w:id="203" w:name="_Toc23004"/>
-      <w:bookmarkStart w:id="204" w:name="_Toc9813"/>
-      <w:bookmarkStart w:id="205" w:name="_Toc13228"/>
-      <w:bookmarkStart w:id="206" w:name="_Toc3167"/>
-      <w:bookmarkStart w:id="207" w:name="_Toc7669"/>
+      <w:bookmarkStart w:id="202" w:name="_Toc3167"/>
+      <w:bookmarkStart w:id="203" w:name="_Toc7669"/>
+      <w:bookmarkStart w:id="204" w:name="_Toc13228"/>
+      <w:bookmarkStart w:id="205" w:name="_Toc178364374"/>
+      <w:bookmarkStart w:id="206" w:name="_Toc23004"/>
+      <w:bookmarkStart w:id="207" w:name="_Toc9813"/>
       <w:r>
         <w:rPr>
           <w:rFonts w:hint="eastAsia" w:ascii="Times New Roman" w:hAnsi="Times New Roman"/>
@@ -10353,14 +10326,14 @@
           <w:rFonts w:ascii="Times New Roman" w:hAnsi="Times New Roman"/>
         </w:rPr>
       </w:pPr>
-      <w:bookmarkStart w:id="208" w:name="_Toc178428877"/>
-      <w:bookmarkStart w:id="209" w:name="_Toc501534412"/>
-      <w:bookmarkStart w:id="210" w:name="_Toc10159"/>
+      <w:bookmarkStart w:id="208" w:name="_Toc178364375"/>
+      <w:bookmarkStart w:id="209" w:name="_Toc13445"/>
+      <w:bookmarkStart w:id="210" w:name="_Toc501534412"/>
       <w:bookmarkStart w:id="211" w:name="_Toc341"/>
-      <w:bookmarkStart w:id="212" w:name="_Toc13445"/>
-      <w:bookmarkStart w:id="213" w:name="_Toc21047"/>
-      <w:bookmarkStart w:id="214" w:name="_Toc9289"/>
-      <w:bookmarkStart w:id="215" w:name="_Toc178364375"/>
+      <w:bookmarkStart w:id="212" w:name="_Toc9289"/>
+      <w:bookmarkStart w:id="213" w:name="_Toc10159"/>
+      <w:bookmarkStart w:id="214" w:name="_Toc21047"/>
+      <w:bookmarkStart w:id="215" w:name="_Toc178428877"/>
       <w:r>
         <w:rPr>
           <w:rFonts w:hint="eastAsia" w:ascii="Times New Roman" w:hAnsi="Times New Roman"/>
@@ -10383,14 +10356,14 @@
           <w:rFonts w:ascii="Times New Roman" w:hAnsi="Times New Roman"/>
         </w:rPr>
       </w:pPr>
-      <w:bookmarkStart w:id="216" w:name="_Toc983"/>
-      <w:bookmarkStart w:id="217" w:name="_Toc17846"/>
-      <w:bookmarkStart w:id="218" w:name="_Toc501534413"/>
-      <w:bookmarkStart w:id="219" w:name="_Toc178364376"/>
-      <w:bookmarkStart w:id="220" w:name="_Toc29351"/>
+      <w:bookmarkStart w:id="216" w:name="_Toc3203"/>
+      <w:bookmarkStart w:id="217" w:name="_Toc501534413"/>
+      <w:bookmarkStart w:id="218" w:name="_Toc3466"/>
+      <w:bookmarkStart w:id="219" w:name="_Toc29351"/>
+      <w:bookmarkStart w:id="220" w:name="_Toc983"/>
       <w:bookmarkStart w:id="221" w:name="_Toc178428878"/>
-      <w:bookmarkStart w:id="222" w:name="_Toc3203"/>
-      <w:bookmarkStart w:id="223" w:name="_Toc3466"/>
+      <w:bookmarkStart w:id="222" w:name="_Toc17846"/>
+      <w:bookmarkStart w:id="223" w:name="_Toc178364376"/>
       <w:r>
         <w:rPr>
           <w:rFonts w:hint="eastAsia" w:ascii="Times New Roman" w:hAnsi="Times New Roman"/>
@@ -10413,11 +10386,11 @@
           <w:rFonts w:ascii="Times New Roman" w:hAnsi="Times New Roman"/>
         </w:rPr>
       </w:pPr>
-      <w:bookmarkStart w:id="224" w:name="_Toc178364377"/>
-      <w:bookmarkStart w:id="225" w:name="_Toc22382"/>
-      <w:bookmarkStart w:id="226" w:name="_Toc11403"/>
-      <w:bookmarkStart w:id="227" w:name="_Toc9470"/>
-      <w:bookmarkStart w:id="228" w:name="_Toc23918"/>
+      <w:bookmarkStart w:id="224" w:name="_Toc11403"/>
+      <w:bookmarkStart w:id="225" w:name="_Toc23918"/>
+      <w:bookmarkStart w:id="226" w:name="_Toc178364377"/>
+      <w:bookmarkStart w:id="227" w:name="_Toc22382"/>
+      <w:bookmarkStart w:id="228" w:name="_Toc9470"/>
       <w:bookmarkStart w:id="229" w:name="_Toc178428879"/>
       <w:r>
         <w:rPr>
@@ -10601,13 +10574,13 @@
           <w:rFonts w:ascii="Times New Roman" w:hAnsi="Times New Roman"/>
         </w:rPr>
       </w:pPr>
-      <w:bookmarkStart w:id="230" w:name="_Toc7129"/>
-      <w:bookmarkStart w:id="231" w:name="_Toc178364378"/>
-      <w:bookmarkStart w:id="232" w:name="_Toc11115"/>
-      <w:bookmarkStart w:id="233" w:name="_Toc22871"/>
-      <w:bookmarkStart w:id="234" w:name="_Toc178428880"/>
-      <w:bookmarkStart w:id="235" w:name="_Toc2484"/>
-      <w:bookmarkStart w:id="236" w:name="_Toc7206"/>
+      <w:bookmarkStart w:id="230" w:name="_Toc178364378"/>
+      <w:bookmarkStart w:id="231" w:name="_Toc178428880"/>
+      <w:bookmarkStart w:id="232" w:name="_Toc7206"/>
+      <w:bookmarkStart w:id="233" w:name="_Toc11115"/>
+      <w:bookmarkStart w:id="234" w:name="_Toc2484"/>
+      <w:bookmarkStart w:id="235" w:name="_Toc7129"/>
+      <w:bookmarkStart w:id="236" w:name="_Toc22871"/>
       <w:r>
         <w:rPr>
           <w:rFonts w:hint="eastAsia" w:ascii="Times New Roman" w:hAnsi="Times New Roman"/>
@@ -10737,11 +10710,11 @@
       <w:bookmarkStart w:id="237" w:name="_Toc31880"/>
       <w:bookmarkStart w:id="238" w:name="_Toc178428881"/>
       <w:bookmarkStart w:id="239" w:name="_Toc178364379"/>
-      <w:bookmarkStart w:id="240" w:name="_Toc3586"/>
-      <w:bookmarkStart w:id="241" w:name="_Toc501534414"/>
-      <w:bookmarkStart w:id="242" w:name="_Toc7818"/>
-      <w:bookmarkStart w:id="243" w:name="_Toc29851"/>
-      <w:bookmarkStart w:id="244" w:name="_Toc17799"/>
+      <w:bookmarkStart w:id="240" w:name="_Toc501534414"/>
+      <w:bookmarkStart w:id="241" w:name="_Toc3586"/>
+      <w:bookmarkStart w:id="242" w:name="_Toc29851"/>
+      <w:bookmarkStart w:id="243" w:name="_Toc17799"/>
+      <w:bookmarkStart w:id="244" w:name="_Toc7818"/>
       <w:r>
         <w:rPr>
           <w:rFonts w:hint="eastAsia" w:ascii="Times New Roman" w:hAnsi="Times New Roman"/>
@@ -14378,7 +14351,6 @@
         </w:rPr>
       </w:pPr>
     </w:p>
-    <w:bookmarkEnd w:id="249"/>
     <w:sectPr>
       <w:headerReference r:id="rId12" w:type="first"/>
       <w:headerReference r:id="rId10" w:type="default"/>
